--- a/docs/lse/sLLM_파인튜닝_결과서_2026-09-22.docx
+++ b/docs/lse/sLLM_파인튜닝_결과서_2026-09-22.docx
@@ -30,7 +30,7 @@
           <w:b w:val="0"/>
           <w:rFonts w:eastAsia="맑은 고딕" w:ascii="맑은 고딕" w:hAnsi="맑은 고딕"/>
         </w:rPr>
-        <w:t>: lse (2026-09-22 ~ 09-23) · 실행 보조: Claude Code</w:t>
+        <w:t>: lse (2026-09-22 ~ 09-30) · 실행 보조: Claude Code</w:t>
       </w:r>
     </w:p>
     <w:p>
@@ -56,7 +56,7 @@
         <w:rPr>
           <w:b w:val="0"/>
           <w:rFonts w:eastAsia="Consolas" w:ascii="Consolas" w:hAnsi="Consolas"/>
-          <w:sz w:val="19"/>
+          <w:sz w:val="18"/>
         </w:rPr>
         <w:t>docs/lse/sLLM_파인튜닝_기획서_2026-09-17.md</w:t>
       </w:r>
@@ -91,7 +91,7 @@
         <w:rPr>
           <w:b w:val="0"/>
           <w:rFonts w:eastAsia="Consolas" w:ascii="Consolas" w:hAnsi="Consolas"/>
-          <w:sz w:val="19"/>
+          <w:sz w:val="18"/>
         </w:rPr>
         <w:t>5d964e3</w:t>
       </w:r>
@@ -106,7 +106,7 @@
         <w:rPr>
           <w:b w:val="0"/>
           <w:rFonts w:eastAsia="Consolas" w:ascii="Consolas" w:hAnsi="Consolas"/>
-          <w:sz w:val="19"/>
+          <w:sz w:val="18"/>
         </w:rPr>
         <w:t>feat(judge): integrate KC-BERT encoder candidates</w:t>
       </w:r>
@@ -135,35 +135,21 @@
           <w:b w:val="0"/>
           <w:rFonts w:eastAsia="맑은 고딕" w:ascii="맑은 고딕" w:hAnsi="맑은 고딕"/>
         </w:rPr>
-        <w:t xml:space="preserve">: 파이프라인(KC-BERT 위반 후보 → sLLM 재작성 → 스키마 검증) 배선은 끝까지 도는 걸 확인했다. 1차 실행에서 과적합(틀 암기)을 발견했고, 2차에서 데이터 다양성 보강 + 오버샘플링 + epoch 축소로 </w:t>
+        <w:t xml:space="preserve">: 파이프라인(KC-BERT 위반 후보 → sLLM 재작성 → 스키마 검증) 배선은 끝까지 도는 걸 확인했다. 데이터 보강(1·2차) + 프롬프트 엔지니어링(3차) + 모델 스케일업(4차)을 순서대로 적용하면서, </w:t>
       </w:r>
       <w:r>
         <w:rPr>
           <w:b/>
           <w:rFonts w:eastAsia="맑은 고딕" w:ascii="맑은 고딕" w:hAnsi="맑은 고딕"/>
         </w:rPr>
-        <w:t>특정 패턴에선 개선을 확인</w:t>
+        <w:t>완전 신규 문구에서 핵심 내용이 날아가는 문제와 오타는 실제로 잡았다.</w:t>
       </w:r>
       <w:r>
         <w:rPr>
           <w:b w:val="0"/>
           <w:rFonts w:eastAsia="맑은 고딕" w:ascii="맑은 고딕" w:hAnsi="맑은 고딕"/>
         </w:rPr>
-        <w:t xml:space="preserve">했지만, </w:t>
-      </w:r>
-      <w:r>
-        <w:rPr>
-          <w:b/>
-          <w:rFonts w:eastAsia="맑은 고딕" w:ascii="맑은 고딕" w:hAnsi="맑은 고딕"/>
-        </w:rPr>
-        <w:t>완전히 새로운 문구에 대한 일반화는 여전히 안 된다</w:t>
-      </w:r>
-      <w:r>
-        <w:rPr>
-          <w:b w:val="0"/>
-          <w:rFonts w:eastAsia="맑은 고딕" w:ascii="맑은 고딕" w:hAnsi="맑은 고딕"/>
-        </w:rPr>
-        <w:t xml:space="preserve"> — 다음 라운드도 데이터가 먼저다.</w:t>
+        <w:t xml:space="preserve"> 다만 "OOO에 도움을 줄 수 있음"이라는 표현 자체가 반복되는 건 학습 데이터의 근본 성격(§9) 때문이라 이번 라운드로는 못 없앴다.</w:t>
       </w:r>
     </w:p>
     <w:p>
@@ -192,7 +178,7 @@
         <w:rPr>
           <w:b w:val="0"/>
           <w:rFonts w:eastAsia="Consolas" w:ascii="Consolas" w:hAnsi="Consolas"/>
-          <w:sz w:val="19"/>
+          <w:sz w:val="18"/>
         </w:rPr>
         <w:t>transform_pair</w:t>
       </w:r>
@@ -207,7 +193,7 @@
         <w:rPr>
           <w:b w:val="0"/>
           <w:rFonts w:eastAsia="Consolas" w:ascii="Consolas" w:hAnsi="Consolas"/>
-          <w:sz w:val="19"/>
+          <w:sz w:val="18"/>
         </w:rPr>
         <w:t>ftc_decisions_body</w:t>
       </w:r>
@@ -240,7 +226,7 @@
         <w:rPr>
           <w:b w:val="0"/>
           <w:rFonts w:eastAsia="Consolas" w:ascii="Consolas" w:hAnsi="Consolas"/>
-          <w:sz w:val="19"/>
+          <w:sz w:val="18"/>
         </w:rPr>
         <w:t>data/derived/golden/injected_golden.jsonl</w:t>
       </w:r>
@@ -255,7 +241,7 @@
         <w:rPr>
           <w:b w:val="0"/>
           <w:rFonts w:eastAsia="Consolas" w:ascii="Consolas" w:hAnsi="Consolas"/>
-          <w:sz w:val="19"/>
+          <w:sz w:val="18"/>
         </w:rPr>
         <w:t>transform_pair</w:t>
       </w:r>
@@ -310,7 +296,7 @@
         <w:rPr>
           <w:b w:val="0"/>
           <w:rFonts w:eastAsia="Consolas" w:ascii="Consolas" w:hAnsi="Consolas"/>
-          <w:sz w:val="19"/>
+          <w:sz w:val="18"/>
         </w:rPr>
         <w:t>TRANSFORM_RULES</w:t>
       </w:r>
@@ -325,7 +311,7 @@
         <w:rPr>
           <w:b w:val="0"/>
           <w:rFonts w:eastAsia="Consolas" w:ascii="Consolas" w:hAnsi="Consolas"/>
-          <w:sz w:val="19"/>
+          <w:sz w:val="18"/>
         </w:rPr>
         <w:t>split.py</w:t>
       </w:r>
@@ -359,7 +345,7 @@
         <w:rPr>
           <w:b w:val="0"/>
           <w:rFonts w:eastAsia="Consolas" w:ascii="Consolas" w:hAnsi="Consolas"/>
-          <w:sz w:val="19"/>
+          <w:sz w:val="18"/>
         </w:rPr>
         <w:t>preprocess/inject.py</w:t>
       </w:r>
@@ -1045,7 +1031,7 @@
         <w:rPr>
           <w:b w:val="0"/>
           <w:rFonts w:eastAsia="Consolas" w:ascii="Consolas" w:hAnsi="Consolas"/>
-          <w:sz w:val="19"/>
+          <w:sz w:val="18"/>
         </w:rPr>
         <w:t>data/derived/ftc_stage.jsonl</w:t>
       </w:r>
@@ -1073,7 +1059,7 @@
         <w:rPr>
           <w:b w:val="0"/>
           <w:rFonts w:eastAsia="Consolas" w:ascii="Consolas" w:hAnsi="Consolas"/>
-          <w:sz w:val="19"/>
+          <w:sz w:val="18"/>
         </w:rPr>
         <w:t>문구</w:t>
       </w:r>
@@ -1088,7 +1074,7 @@
         <w:rPr>
           <w:b w:val="0"/>
           <w:rFonts w:eastAsia="Consolas" w:ascii="Consolas" w:hAnsi="Consolas"/>
-          <w:sz w:val="19"/>
+          <w:sz w:val="18"/>
         </w:rPr>
         <w:t>주문_마스킹</w:t>
       </w:r>
@@ -1111,7 +1097,7 @@
           <w:b w:val="0"/>
           <w:rFonts w:eastAsia="맑은 고딕" w:ascii="맑은 고딕" w:hAnsi="맑은 고딕"/>
         </w:rPr>
-        <w:t xml:space="preserve"> 있는 행: 285건 (나머지 7,013건은 원문 추출이 안 된 "E" 분류 — 빈 사례).</w:t>
+        <w:t xml:space="preserve"> 있는 행: 285건(나머지 7,013건은 원문 추출이 안 된 "E" 분류 — 빈 사례).</w:t>
       </w:r>
     </w:p>
     <w:p>
@@ -1150,7 +1136,7 @@
         <w:rPr>
           <w:b w:val="0"/>
           <w:rFonts w:eastAsia="Consolas" w:ascii="Consolas" w:hAnsi="Consolas"/>
-          <w:sz w:val="19"/>
+          <w:sz w:val="18"/>
         </w:rPr>
         <w:t>주문_마스킹</w:t>
       </w:r>
@@ -1165,7 +1151,7 @@
         <w:rPr>
           <w:b w:val="0"/>
           <w:rFonts w:eastAsia="Consolas" w:ascii="Consolas" w:hAnsi="Consolas"/>
-          <w:sz w:val="19"/>
+          <w:sz w:val="18"/>
         </w:rPr>
         <w:t>RewriteSet.body</w:t>
       </w:r>
@@ -1208,7 +1194,7 @@
         <w:rPr>
           <w:b w:val="0"/>
           <w:rFonts w:eastAsia="Consolas" w:ascii="Consolas" w:hAnsi="Consolas"/>
-          <w:sz w:val="19"/>
+          <w:sz w:val="18"/>
         </w:rPr>
         <w:t>train_pairs.jsonl</w:t>
       </w:r>
@@ -1223,7 +1209,7 @@
         <w:rPr>
           <w:b w:val="0"/>
           <w:rFonts w:eastAsia="Consolas" w:ascii="Consolas" w:hAnsi="Consolas"/>
-          <w:sz w:val="19"/>
+          <w:sz w:val="18"/>
         </w:rPr>
         <w:t>correction_confidence: heuristic_unverified</w:t>
       </w:r>
@@ -1301,7 +1287,7 @@
         <w:rPr>
           <w:b w:val="0"/>
           <w:rFonts w:eastAsia="Consolas" w:ascii="Consolas" w:hAnsi="Consolas"/>
-          <w:sz w:val="19"/>
+          <w:sz w:val="18"/>
         </w:rPr>
         <w:t>ftc_stage.jsonl</w:t>
       </w:r>
@@ -1719,7 +1705,7 @@
         <w:rPr>
           <w:b w:val="0"/>
           <w:rFonts w:eastAsia="Consolas" w:ascii="Consolas" w:hAnsi="Consolas"/>
-          <w:sz w:val="19"/>
+          <w:sz w:val="18"/>
         </w:rPr>
         <w:t>docs/lse/train_pairs.jsonl</w:t>
       </w:r>
@@ -1735,7 +1721,7 @@
           <w:b/>
           <w:rFonts w:eastAsia="맑은 고딕" w:ascii="맑은 고딕" w:hAnsi="맑은 고딕"/>
         </w:rPr>
-        <w:t>821쌍 (train 700 · held_out 121)</w:t>
+        <w:t>821쌍(train 700 · held_out 121)</w:t>
       </w:r>
       <w:r>
         <w:rPr>
@@ -1748,7 +1734,7 @@
         <w:rPr>
           <w:b w:val="0"/>
           <w:rFonts w:eastAsia="Consolas" w:ascii="Consolas" w:hAnsi="Consolas"/>
-          <w:sz w:val="19"/>
+          <w:sz w:val="18"/>
         </w:rPr>
         <w:t>src</w:t>
       </w:r>
@@ -1763,7 +1749,7 @@
         <w:rPr>
           <w:b w:val="0"/>
           <w:rFonts w:eastAsia="Consolas" w:ascii="Consolas" w:hAnsi="Consolas"/>
-          <w:sz w:val="19"/>
+          <w:sz w:val="18"/>
         </w:rPr>
         <w:t>ftc_stage</w:t>
       </w:r>
@@ -1823,7 +1809,7 @@
         <w:rPr>
           <w:b w:val="0"/>
           <w:rFonts w:eastAsia="Consolas" w:ascii="Consolas" w:hAnsi="Consolas"/>
-          <w:sz w:val="19"/>
+          <w:sz w:val="18"/>
         </w:rPr>
         <w:t>torch.cuda.is_bf16_supported()</w:t>
       </w:r>
@@ -1858,7 +1844,7 @@
         <w:rPr>
           <w:b w:val="0"/>
           <w:rFonts w:eastAsia="Consolas" w:ascii="Consolas" w:hAnsi="Consolas"/>
-          <w:sz w:val="19"/>
+          <w:sz w:val="18"/>
         </w:rPr>
         <w:t>.venv</w:t>
       </w:r>
@@ -1867,28 +1853,13 @@
           <w:b w:val="0"/>
           <w:rFonts w:eastAsia="맑은 고딕" w:ascii="맑은 고딕" w:hAnsi="맑은 고딕"/>
         </w:rPr>
-        <w:t xml:space="preserve">는 CPU torch(의도적 — GPU 패키지를 </w:t>
+        <w:t xml:space="preserve">는 CPU torch(의도적). GPU 학습은 </w:t>
       </w:r>
       <w:r>
         <w:rPr>
           <w:b w:val="0"/>
           <w:rFonts w:eastAsia="Consolas" w:ascii="Consolas" w:hAnsi="Consolas"/>
-          <w:sz w:val="19"/>
-        </w:rPr>
-        <w:t>pyproject.toml</w:t>
-      </w:r>
-      <w:r>
-        <w:rPr>
-          <w:b w:val="0"/>
-          <w:rFonts w:eastAsia="맑은 고딕" w:ascii="맑은 고딕" w:hAnsi="맑은 고딕"/>
-        </w:rPr>
-        <w:t xml:space="preserve"> 락에 넣지 않는다는 팀 방침, KC-BERT 인코더는 CPU로 충분해 문제없음). GPU 학습은 </w:t>
-      </w:r>
-      <w:r>
-        <w:rPr>
-          <w:b w:val="0"/>
-          <w:rFonts w:eastAsia="Consolas" w:ascii="Consolas" w:hAnsi="Consolas"/>
-          <w:sz w:val="19"/>
+          <w:sz w:val="18"/>
         </w:rPr>
         <w:t>.venv-sllm</w:t>
       </w:r>
@@ -1903,7 +1874,7 @@
         <w:rPr>
           <w:b w:val="0"/>
           <w:rFonts w:eastAsia="Consolas" w:ascii="Consolas" w:hAnsi="Consolas"/>
-          <w:sz w:val="19"/>
+          <w:sz w:val="18"/>
         </w:rPr>
         <w:t>torch==2.11.0+cu128</w:t>
       </w:r>
@@ -1918,7 +1889,7 @@
         <w:rPr>
           <w:b w:val="0"/>
           <w:rFonts w:eastAsia="Consolas" w:ascii="Consolas" w:hAnsi="Consolas"/>
-          <w:sz w:val="19"/>
+          <w:sz w:val="18"/>
         </w:rPr>
         <w:t>transformers==5.17.0</w:t>
       </w:r>
@@ -1933,7 +1904,7 @@
         <w:rPr>
           <w:b w:val="0"/>
           <w:rFonts w:eastAsia="Consolas" w:ascii="Consolas" w:hAnsi="Consolas"/>
-          <w:sz w:val="19"/>
+          <w:sz w:val="18"/>
         </w:rPr>
         <w:t>accelerate==1.15.0</w:t>
       </w:r>
@@ -1948,7 +1919,7 @@
         <w:rPr>
           <w:b w:val="0"/>
           <w:rFonts w:eastAsia="Consolas" w:ascii="Consolas" w:hAnsi="Consolas"/>
-          <w:sz w:val="19"/>
+          <w:sz w:val="18"/>
         </w:rPr>
         <w:t>peft==0.21.0</w:t>
       </w:r>
@@ -1976,7 +1947,7 @@
         <w:rPr>
           <w:b w:val="0"/>
           <w:rFonts w:eastAsia="Consolas" w:ascii="Consolas" w:hAnsi="Consolas"/>
-          <w:sz w:val="19"/>
+          <w:sz w:val="18"/>
         </w:rPr>
         <w:t>docs/lse/copylane_sllm_lora.ipynb</w:t>
       </w:r>
@@ -1991,7 +1962,7 @@
         <w:rPr>
           <w:b w:val="0"/>
           <w:rFonts w:eastAsia="Consolas" w:ascii="Consolas" w:hAnsi="Consolas"/>
-          <w:sz w:val="19"/>
+          <w:sz w:val="18"/>
         </w:rPr>
         <w:t>.venv-sllm</w:t>
       </w:r>
@@ -2006,7 +1977,7 @@
         <w:rPr>
           <w:b w:val="0"/>
           <w:rFonts w:eastAsia="Consolas" w:ascii="Consolas" w:hAnsi="Consolas"/>
-          <w:sz w:val="19"/>
+          <w:sz w:val="18"/>
         </w:rPr>
         <w:t>jupyter nbconvert --execute --inplace</w:t>
       </w:r>
@@ -2026,7 +1997,7 @@
         <w:rPr>
           <w:rFonts w:eastAsia="맑은 고딕" w:ascii="맑은 고딕" w:hAnsi="맑은 고딕"/>
         </w:rPr>
-        <w:t>4. 학습 설정 — 1차 → 2차 조정</w:t>
+        <w:t>4. 학습 설정 — 라운드별 변화</w:t>
       </w:r>
     </w:p>
     <w:tbl>
@@ -2037,9 +2008,10 @@
         <w:tblLook w:firstColumn="1" w:firstRow="1" w:lastColumn="0" w:lastRow="0" w:noHBand="0" w:noVBand="1" w:val="04A0"/>
       </w:tblPr>
       <w:tblGrid>
-        <w:gridCol w:w="3213"/>
-        <w:gridCol w:w="3213"/>
-        <w:gridCol w:w="3213"/>
+        <w:gridCol w:w="2409"/>
+        <w:gridCol w:w="2409"/>
+        <w:gridCol w:w="2409"/>
+        <w:gridCol w:w="2409"/>
       </w:tblGrid>
       <w:tr>
         <w:tc>
@@ -2059,7 +2031,7 @@
         </w:tc>
         <w:tc>
           <w:tcPr>
-            <w:tcW w:type="dxa" w:w="3118"/>
+            <w:tcW w:type="dxa" w:w="2268"/>
           </w:tcPr>
           <w:p>
             <w:r/>
@@ -2068,13 +2040,13 @@
                 <w:b/>
                 <w:rFonts w:eastAsia="맑은 고딕" w:ascii="맑은 고딕" w:hAnsi="맑은 고딕"/>
               </w:rPr>
-              <w:t>1차</w:t>
+              <w:t>1·2차</w:t>
             </w:r>
           </w:p>
         </w:tc>
         <w:tc>
           <w:tcPr>
-            <w:tcW w:type="dxa" w:w="3118"/>
+            <w:tcW w:type="dxa" w:w="1984"/>
           </w:tcPr>
           <w:p>
             <w:r/>
@@ -2083,7 +2055,22 @@
                 <w:b/>
                 <w:rFonts w:eastAsia="맑은 고딕" w:ascii="맑은 고딕" w:hAnsi="맑은 고딕"/>
               </w:rPr>
-              <w:t>2차</w:t>
+              <w:t>3차</w:t>
+            </w:r>
+          </w:p>
+        </w:tc>
+        <w:tc>
+          <w:tcPr>
+            <w:tcW w:type="dxa" w:w="2268"/>
+          </w:tcPr>
+          <w:p>
+            <w:r/>
+            <w:r>
+              <w:rPr>
+                <w:b/>
+                <w:rFonts w:eastAsia="맑은 고딕" w:ascii="맑은 고딕" w:hAnsi="맑은 고딕"/>
+              </w:rPr>
+              <w:t>4차</w:t>
             </w:r>
           </w:p>
         </w:tc>
@@ -2106,7 +2093,7 @@
         </w:tc>
         <w:tc>
           <w:tcPr>
-            <w:tcW w:type="dxa" w:w="3118"/>
+            <w:tcW w:type="dxa" w:w="2268"/>
           </w:tcPr>
           <w:p>
             <w:r/>
@@ -2115,13 +2102,13 @@
                 <w:b w:val="0"/>
                 <w:rFonts w:eastAsia="맑은 고딕" w:ascii="맑은 고딕" w:hAnsi="맑은 고딕"/>
               </w:rPr>
-              <w:t>Qwen/Qwen2.5-1.5B-Instruct</w:t>
+              <w:t>Qwen2.5-1.5B-Instruct</w:t>
             </w:r>
           </w:p>
         </w:tc>
         <w:tc>
           <w:tcPr>
-            <w:tcW w:type="dxa" w:w="3118"/>
+            <w:tcW w:type="dxa" w:w="1984"/>
           </w:tcPr>
           <w:p>
             <w:r/>
@@ -2131,6 +2118,21 @@
                 <w:rFonts w:eastAsia="맑은 고딕" w:ascii="맑은 고딕" w:hAnsi="맑은 고딕"/>
               </w:rPr>
               <w:t>동일</w:t>
+            </w:r>
+          </w:p>
+        </w:tc>
+        <w:tc>
+          <w:tcPr>
+            <w:tcW w:type="dxa" w:w="2268"/>
+          </w:tcPr>
+          <w:p>
+            <w:r/>
+            <w:r>
+              <w:rPr>
+                <w:b/>
+                <w:rFonts w:eastAsia="맑은 고딕" w:ascii="맑은 고딕" w:hAnsi="맑은 고딕"/>
+              </w:rPr>
+              <w:t>Qwen2.5-3B-Instruct</w:t>
             </w:r>
           </w:p>
         </w:tc>
@@ -2153,7 +2155,7 @@
         </w:tc>
         <w:tc>
           <w:tcPr>
-            <w:tcW w:type="dxa" w:w="3118"/>
+            <w:tcW w:type="dxa" w:w="2268"/>
           </w:tcPr>
           <w:p>
             <w:r/>
@@ -2168,7 +2170,7 @@
         </w:tc>
         <w:tc>
           <w:tcPr>
-            <w:tcW w:type="dxa" w:w="3118"/>
+            <w:tcW w:type="dxa" w:w="1984"/>
           </w:tcPr>
           <w:p>
             <w:r/>
@@ -2181,41 +2183,9 @@
             </w:r>
           </w:p>
         </w:tc>
-      </w:tr>
-      <w:tr>
         <w:tc>
           <w:tcPr>
-            <w:tcW w:type="dxa" w:w="1701"/>
-          </w:tcPr>
-          <w:p>
-            <w:r/>
-            <w:r>
-              <w:rPr>
-                <w:b w:val="0"/>
-                <w:rFonts w:eastAsia="맑은 고딕" w:ascii="맑은 고딕" w:hAnsi="맑은 고딕"/>
-              </w:rPr>
-              <w:t>학습 파라미터</w:t>
-            </w:r>
-          </w:p>
-        </w:tc>
-        <w:tc>
-          <w:tcPr>
-            <w:tcW w:type="dxa" w:w="3118"/>
-          </w:tcPr>
-          <w:p>
-            <w:r/>
-            <w:r>
-              <w:rPr>
-                <w:b w:val="0"/>
-                <w:rFonts w:eastAsia="맑은 고딕" w:ascii="맑은 고딕" w:hAnsi="맑은 고딕"/>
-              </w:rPr>
-              <w:t>2,179,072 / 1,545,893,376 (0.14%)</w:t>
-            </w:r>
-          </w:p>
-        </w:tc>
-        <w:tc>
-          <w:tcPr>
-            <w:tcW w:type="dxa" w:w="3118"/>
+            <w:tcW w:type="dxa" w:w="2268"/>
           </w:tcPr>
           <w:p>
             <w:r/>
@@ -2247,7 +2217,7 @@
         </w:tc>
         <w:tc>
           <w:tcPr>
-            <w:tcW w:type="dxa" w:w="3118"/>
+            <w:tcW w:type="dxa" w:w="2268"/>
           </w:tcPr>
           <w:p>
             <w:r/>
@@ -2256,13 +2226,13 @@
                 <w:b w:val="0"/>
                 <w:rFonts w:eastAsia="맑은 고딕" w:ascii="맑은 고딕" w:hAnsi="맑은 고딕"/>
               </w:rPr>
-              <w:t>train 686</w:t>
+              <w:t>train 700(2차:5배 오버샘플→840)</w:t>
             </w:r>
           </w:p>
         </w:tc>
         <w:tc>
           <w:tcPr>
-            <w:tcW w:type="dxa" w:w="3118"/>
+            <w:tcW w:type="dxa" w:w="1984"/>
           </w:tcPr>
           <w:p>
             <w:r/>
@@ -2271,7 +2241,22 @@
                 <w:b w:val="0"/>
                 <w:rFonts w:eastAsia="맑은 고딕" w:ascii="맑은 고딕" w:hAnsi="맑은 고딕"/>
               </w:rPr>
-              <w:t>train 700 → ftc_stage 5배 오버샘플 → 840</w:t>
+              <w:t>동일</w:t>
+            </w:r>
+          </w:p>
+        </w:tc>
+        <w:tc>
+          <w:tcPr>
+            <w:tcW w:type="dxa" w:w="2268"/>
+          </w:tcPr>
+          <w:p>
+            <w:r/>
+            <w:r>
+              <w:rPr>
+                <w:b w:val="0"/>
+                <w:rFonts w:eastAsia="맑은 고딕" w:ascii="맑은 고딕" w:hAnsi="맑은 고딕"/>
+              </w:rPr>
+              <w:t>동일</w:t>
             </w:r>
           </w:p>
         </w:tc>
@@ -2294,7 +2279,7 @@
         </w:tc>
         <w:tc>
           <w:tcPr>
-            <w:tcW w:type="dxa" w:w="3118"/>
+            <w:tcW w:type="dxa" w:w="2268"/>
           </w:tcPr>
           <w:p>
             <w:r/>
@@ -2303,13 +2288,13 @@
                 <w:b w:val="0"/>
                 <w:rFonts w:eastAsia="맑은 고딕" w:ascii="맑은 고딕" w:hAnsi="맑은 고딕"/>
               </w:rPr>
-              <w:t>10 (총 3,430 step)</w:t>
+              <w:t>10→3</w:t>
             </w:r>
           </w:p>
         </w:tc>
         <w:tc>
           <w:tcPr>
-            <w:tcW w:type="dxa" w:w="3118"/>
+            <w:tcW w:type="dxa" w:w="1984"/>
           </w:tcPr>
           <w:p>
             <w:r/>
@@ -2318,7 +2303,22 @@
                 <w:b w:val="0"/>
                 <w:rFonts w:eastAsia="맑은 고딕" w:ascii="맑은 고딕" w:hAnsi="맑은 고딕"/>
               </w:rPr>
-              <w:t>3 (총 1,266 step)</w:t>
+              <w:t>3</w:t>
+            </w:r>
+          </w:p>
+        </w:tc>
+        <w:tc>
+          <w:tcPr>
+            <w:tcW w:type="dxa" w:w="2268"/>
+          </w:tcPr>
+          <w:p>
+            <w:r/>
+            <w:r>
+              <w:rPr>
+                <w:b w:val="0"/>
+                <w:rFonts w:eastAsia="맑은 고딕" w:ascii="맑은 고딕" w:hAnsi="맑은 고딕"/>
+              </w:rPr>
+              <w:t>3</w:t>
             </w:r>
           </w:p>
         </w:tc>
@@ -2335,13 +2335,13 @@
                 <w:b w:val="0"/>
                 <w:rFonts w:eastAsia="맑은 고딕" w:ascii="맑은 고딕" w:hAnsi="맑은 고딕"/>
               </w:rPr>
-              <w:t>옵티마이저</w:t>
+              <w:t>batch size</w:t>
             </w:r>
           </w:p>
         </w:tc>
         <w:tc>
           <w:tcPr>
-            <w:tcW w:type="dxa" w:w="3118"/>
+            <w:tcW w:type="dxa" w:w="2268"/>
           </w:tcPr>
           <w:p>
             <w:r/>
@@ -2350,13 +2350,159 @@
                 <w:b w:val="0"/>
                 <w:rFonts w:eastAsia="맑은 고딕" w:ascii="맑은 고딕" w:hAnsi="맑은 고딕"/>
               </w:rPr>
-              <w:t>AdamW, lr 2e-4, cosine schedule</w:t>
+              <w:t>2</w:t>
             </w:r>
           </w:p>
         </w:tc>
         <w:tc>
           <w:tcPr>
-            <w:tcW w:type="dxa" w:w="3118"/>
+            <w:tcW w:type="dxa" w:w="1984"/>
+          </w:tcPr>
+          <w:p>
+            <w:r/>
+            <w:r>
+              <w:rPr>
+                <w:b w:val="0"/>
+                <w:rFonts w:eastAsia="맑은 고딕" w:ascii="맑은 고딕" w:hAnsi="맑은 고딕"/>
+              </w:rPr>
+              <w:t>2</w:t>
+            </w:r>
+          </w:p>
+        </w:tc>
+        <w:tc>
+          <w:tcPr>
+            <w:tcW w:type="dxa" w:w="2268"/>
+          </w:tcPr>
+          <w:p>
+            <w:r/>
+            <w:r>
+              <w:rPr>
+                <w:b/>
+                <w:rFonts w:eastAsia="맑은 고딕" w:ascii="맑은 고딕" w:hAnsi="맑은 고딕"/>
+              </w:rPr>
+              <w:t>1</w:t>
+            </w:r>
+            <w:r>
+              <w:rPr>
+                <w:b w:val="0"/>
+                <w:rFonts w:eastAsia="맑은 고딕" w:ascii="맑은 고딕" w:hAnsi="맑은 고딕"/>
+              </w:rPr>
+              <w:t>(VRAM 확보)</w:t>
+            </w:r>
+          </w:p>
+        </w:tc>
+      </w:tr>
+      <w:tr>
+        <w:tc>
+          <w:tcPr>
+            <w:tcW w:type="dxa" w:w="1701"/>
+          </w:tcPr>
+          <w:p>
+            <w:r/>
+            <w:r>
+              <w:rPr>
+                <w:b w:val="0"/>
+                <w:rFonts w:eastAsia="맑은 고딕" w:ascii="맑은 고딕" w:hAnsi="맑은 고딕"/>
+              </w:rPr>
+              <w:t>grad checkpointing</w:t>
+            </w:r>
+          </w:p>
+        </w:tc>
+        <w:tc>
+          <w:tcPr>
+            <w:tcW w:type="dxa" w:w="2268"/>
+          </w:tcPr>
+          <w:p>
+            <w:r/>
+            <w:r>
+              <w:rPr>
+                <w:b w:val="0"/>
+                <w:rFonts w:eastAsia="맑은 고딕" w:ascii="맑은 고딕" w:hAnsi="맑은 고딕"/>
+              </w:rPr>
+              <w:t>안 씀</w:t>
+            </w:r>
+          </w:p>
+        </w:tc>
+        <w:tc>
+          <w:tcPr>
+            <w:tcW w:type="dxa" w:w="1984"/>
+          </w:tcPr>
+          <w:p>
+            <w:r/>
+            <w:r>
+              <w:rPr>
+                <w:b w:val="0"/>
+                <w:rFonts w:eastAsia="맑은 고딕" w:ascii="맑은 고딕" w:hAnsi="맑은 고딕"/>
+              </w:rPr>
+              <w:t>안 씀</w:t>
+            </w:r>
+          </w:p>
+        </w:tc>
+        <w:tc>
+          <w:tcPr>
+            <w:tcW w:type="dxa" w:w="2268"/>
+          </w:tcPr>
+          <w:p>
+            <w:r/>
+            <w:r>
+              <w:rPr>
+                <w:b/>
+                <w:rFonts w:eastAsia="맑은 고딕" w:ascii="맑은 고딕" w:hAnsi="맑은 고딕"/>
+              </w:rPr>
+              <w:t>씀</w:t>
+            </w:r>
+          </w:p>
+        </w:tc>
+      </w:tr>
+      <w:tr>
+        <w:tc>
+          <w:tcPr>
+            <w:tcW w:type="dxa" w:w="1701"/>
+          </w:tcPr>
+          <w:p>
+            <w:r/>
+            <w:r>
+              <w:rPr>
+                <w:b w:val="0"/>
+                <w:rFonts w:eastAsia="맑은 고딕" w:ascii="맑은 고딕" w:hAnsi="맑은 고딕"/>
+              </w:rPr>
+              <w:t>학습 타깃 형식</w:t>
+            </w:r>
+          </w:p>
+        </w:tc>
+        <w:tc>
+          <w:tcPr>
+            <w:tcW w:type="dxa" w:w="2268"/>
+          </w:tcPr>
+          <w:p>
+            <w:r/>
+            <w:r>
+              <w:rPr>
+                <w:b w:val="0"/>
+                <w:rFonts w:eastAsia="맑은 고딕" w:ascii="맑은 고딕" w:hAnsi="맑은 고딕"/>
+              </w:rPr>
+              <w:t>{JSON}</w:t>
+            </w:r>
+          </w:p>
+        </w:tc>
+        <w:tc>
+          <w:tcPr>
+            <w:tcW w:type="dxa" w:w="1984"/>
+          </w:tcPr>
+          <w:p>
+            <w:r/>
+            <w:r>
+              <w:rPr>
+                <w:b/>
+                <w:rFonts w:eastAsia="맑은 고딕" w:ascii="맑은 고딕" w:hAnsi="맑은 고딕"/>
+              </w:rPr>
+              <w:t>"핵심 주장: X\n{JSON}"</w:t>
+            </w:r>
+          </w:p>
+        </w:tc>
+        <w:tc>
+          <w:tcPr>
+            <w:tcW w:type="dxa" w:w="2268"/>
           </w:tcPr>
           <w:p>
             <w:r/>
@@ -2385,44 +2531,47 @@
           <w:b/>
           <w:rFonts w:eastAsia="맑은 고딕" w:ascii="맑은 고딕" w:hAnsi="맑은 고딕"/>
         </w:rPr>
-        <w:t>2차에 두 가지를 바꾼 이유</w:t>
+        <w:t>3차에 프롬프트를 바꾼 이유</w:t>
       </w:r>
       <w:r>
         <w:rPr>
           <w:b w:val="0"/>
           <w:rFonts w:eastAsia="맑은 고딕" w:ascii="맑은 고딕" w:hAnsi="맑은 고딕"/>
         </w:rPr>
-        <w:t xml:space="preserve">: 1차 결과(§5)에서 epoch 3만에 loss가 0.005 밑으로 떨어지는 과적합을 봤다. (a) </w:t>
+        <w:t xml:space="preserve">: 1·2차에서 모델이 완전 신규 문구의 핵심 내용을 통째로 날리는 게 반복됐다. "위반 지우고 JSON만 내라"는 지시만으로는 부족하다고 보고, </w:t>
       </w:r>
       <w:r>
         <w:rPr>
-          <w:b w:val="0"/>
-          <w:rFonts w:eastAsia="Consolas" w:ascii="Consolas" w:hAnsi="Consolas"/>
-          <w:sz w:val="19"/>
+          <w:b/>
+          <w:rFonts w:eastAsia="맑은 고딕" w:ascii="맑은 고딕" w:hAnsi="맑은 고딕"/>
         </w:rPr>
-        <w:t>ftc_stage</w:t>
+        <w:t>"핵심 주장을 먼저 밝히고 그걸 지키면서 위반만 고친다"는 2단계 추론을 학습 타깃 자체에 넣었다</w:t>
       </w:r>
       <w:r>
         <w:rPr>
           <w:b w:val="0"/>
           <w:rFonts w:eastAsia="맑은 고딕" w:ascii="맑은 고딕" w:hAnsi="맑은 고딕"/>
         </w:rPr>
-        <w:t xml:space="preserve">(실제 다양한 사례)가 train의 5%뿐이라 지배적인 </w:t>
+        <w:t>(chain-of-thought SFT).</w:t>
       </w:r>
+    </w:p>
+    <w:p>
+      <w:pPr>
+        <w:spacing w:after="80"/>
+      </w:pPr>
       <w:r>
         <w:rPr>
-          <w:b w:val="0"/>
-          <w:rFonts w:eastAsia="Consolas" w:ascii="Consolas" w:hAnsi="Consolas"/>
-          <w:sz w:val="19"/>
+          <w:b/>
+          <w:rFonts w:eastAsia="맑은 고딕" w:ascii="맑은 고딕" w:hAnsi="맑은 고딕"/>
         </w:rPr>
-        <w:t>injected_golden</w:t>
+        <w:t>4차에 모델을 키운 이유</w:t>
       </w:r>
       <w:r>
         <w:rPr>
           <w:b w:val="0"/>
           <w:rFonts w:eastAsia="맑은 고딕" w:ascii="맑은 고딕" w:hAnsi="맑은 고딕"/>
         </w:rPr>
-        <w:t xml:space="preserve"> 틀에 묻힌다 — 학습 시에만 5배 반복해 비중을 21%까지 올렸다 (held_out은 손대지 않음, 평가 왜곡 방지). (b) epoch 2 avg loss가 이미 0.0111이었으니, 그 이상은 "위반 이해"가 아니라 "틀 암기" 구간으로 보고 10→3으로 낮췄다.</w:t>
+        <w:t>: 3차 결과물에 오타가 있고 문장이 부자연스럽다는 지적이 있었다 — 기획서(9/17) §2가 이미 제시했던 "1.5B가 부족하면 3B로" 옵션을 실행했다. 10GB VRAM에 맞추려 batch_size 2→1 + gradient checkpointing을 썼다.</w:t>
       </w:r>
     </w:p>
     <w:p>
@@ -2455,12 +2604,6 @@
           </w:tcPr>
           <w:p>
             <w:r/>
-            <w:r>
-              <w:rPr>
-                <w:b/>
-                <w:rFonts w:eastAsia="맑은 고딕" w:ascii="맑은 고딕" w:hAnsi="맑은 고딕"/>
-              </w:rPr>
-            </w:r>
           </w:p>
         </w:tc>
         <w:tc>
@@ -2474,7 +2617,7 @@
                 <w:b/>
                 <w:rFonts w:eastAsia="맑은 고딕" w:ascii="맑은 고딕" w:hAnsi="맑은 고딕"/>
               </w:rPr>
-              <w:t>1차 Colab (35쌍)</w:t>
+              <w:t>1차 Colab(35쌍)</w:t>
             </w:r>
           </w:p>
         </w:tc>
@@ -2489,7 +2632,7 @@
                 <w:b/>
                 <w:rFonts w:eastAsia="맑은 고딕" w:ascii="맑은 고딕" w:hAnsi="맑은 고딕"/>
               </w:rPr>
-              <w:t>2차-1차실행 로컬 (806쌍, 10epoch)</w:t>
+              <w:t>2차-1차실행(806쌍, 10epoch)</w:t>
             </w:r>
           </w:p>
         </w:tc>
@@ -2533,10 +2676,10 @@
             <w:r/>
             <w:r>
               <w:rPr>
-                <w:b w:val="0"/>
+                <w:b/>
                 <w:rFonts w:eastAsia="맑은 고딕" w:ascii="맑은 고딕" w:hAnsi="맑은 고딕"/>
               </w:rPr>
-              <w:t>0.1275 → 0.0003 (epoch 1→10 평균)</w:t>
+              <w:t>0.1275 → 0.0003</w:t>
             </w:r>
           </w:p>
         </w:tc>
@@ -2580,10 +2723,10 @@
             <w:r/>
             <w:r>
               <w:rPr>
-                <w:b w:val="0"/>
+                <w:b/>
                 <w:rFonts w:eastAsia="맑은 고딕" w:ascii="맑은 고딕" w:hAnsi="맑은 고딕"/>
               </w:rPr>
-              <w:t>120/120 (100%)</w:t>
+              <w:t>120/120(100%)</w:t>
             </w:r>
           </w:p>
         </w:tc>
@@ -2621,20 +2764,20 @@
         <w:rPr>
           <w:rFonts w:eastAsia="맑은 고딕" w:ascii="맑은 고딕" w:hAnsi="맑은 고딕"/>
         </w:rPr>
-        <w:t>🔴 직접 확인한 실패 사례 (1차 실행)</w:t>
+        <w:t>직접 확인한 실패 사례 (1차 실행)</w:t>
       </w:r>
     </w:p>
     <w:p>
       <w:pPr>
         <w:spacing w:before="80" w:after="160"/>
-        <w:ind w:left="340"/>
+        <w:ind w:left="283"/>
         <w:shd w:val="clear" w:color="auto" w:fill="F2F2F2"/>
       </w:pPr>
       <w:r>
         <w:rPr>
           <w:b w:val="0"/>
           <w:rFonts w:eastAsia="Consolas" w:ascii="Consolas" w:hAnsi="Consolas"/>
-          <w:sz w:val="19"/>
+          <w:sz w:val="17"/>
         </w:rPr>
         <w:t>[held_out 실사례] "2005년 설립 이래 동종업계 체지방 감량 1위"</w:t>
       </w:r>
@@ -2645,9 +2788,9 @@
         <w:rPr>
           <w:b w:val="0"/>
           <w:rFonts w:eastAsia="Consolas" w:ascii="Consolas" w:hAnsi="Consolas"/>
-          <w:sz w:val="19"/>
+          <w:sz w:val="17"/>
         </w:rPr>
-        <w:t xml:space="preserve">  기대(직접 작성): "2005년 설립 이후 체지방 감량 제품을 판매해 왔습니다"</w:t>
+        <w:t xml:space="preserve">  기대: "2005년 설립 이후 체지방 감량 제품을 판매해 왔습니다"</w:t>
       </w:r>
       <w:r>
         <w:br/>
@@ -2656,9 +2799,9 @@
         <w:rPr>
           <w:b w:val="0"/>
           <w:rFonts w:eastAsia="Consolas" w:ascii="Consolas" w:hAnsi="Consolas"/>
-          <w:sz w:val="19"/>
+          <w:sz w:val="17"/>
         </w:rPr>
-        <w:t xml:space="preserve">  모델 생성:        "2005년 설립 이래 동종업계 감량에 도움을 줄 수 있음"</w:t>
+        <w:t xml:space="preserve">  모델 생성: "2005년 설립 이래 동종업계 감량에 도움을 줄 수 있음"</w:t>
       </w:r>
       <w:r>
         <w:br/>
@@ -2667,7 +2810,7 @@
         <w:rPr>
           <w:b w:val="0"/>
           <w:rFonts w:eastAsia="Consolas" w:ascii="Consolas" w:hAnsi="Consolas"/>
-          <w:sz w:val="19"/>
+          <w:sz w:val="17"/>
         </w:rPr>
         <w:t xml:space="preserve">  → "체지방"이 빠지고 문법이 깨졌다</w:t>
       </w:r>
@@ -2678,7 +2821,7 @@
         <w:rPr>
           <w:b w:val="0"/>
           <w:rFonts w:eastAsia="Consolas" w:ascii="Consolas" w:hAnsi="Consolas"/>
-          <w:sz w:val="19"/>
+          <w:sz w:val="17"/>
         </w:rPr>
       </w:r>
       <w:r>
@@ -2688,7 +2831,7 @@
         <w:rPr>
           <w:b w:val="0"/>
           <w:rFonts w:eastAsia="Consolas" w:ascii="Consolas" w:hAnsi="Consolas"/>
-          <w:sz w:val="19"/>
+          <w:sz w:val="17"/>
         </w:rPr>
         <w:t>[완전히 새로운 문구] "당뇨병 환자도 안심하고 드실 수 있는 치료 효과"</w:t>
       </w:r>
@@ -2699,7 +2842,7 @@
         <w:rPr>
           <w:b w:val="0"/>
           <w:rFonts w:eastAsia="Consolas" w:ascii="Consolas" w:hAnsi="Consolas"/>
-          <w:sz w:val="19"/>
+          <w:sz w:val="17"/>
         </w:rPr>
         <w:t xml:space="preserve">  모델 생성: "치료 효과에 도움을 줄 수 있음"</w:t>
       </w:r>
@@ -2710,7 +2853,7 @@
         <w:rPr>
           <w:b w:val="0"/>
           <w:rFonts w:eastAsia="Consolas" w:ascii="Consolas" w:hAnsi="Consolas"/>
-          <w:sz w:val="19"/>
+          <w:sz w:val="17"/>
         </w:rPr>
         <w:t xml:space="preserve">  → "당뇨병 환자도 안심"이라는 핵심 주장을 통째로 버렸다</w:t>
       </w:r>
@@ -2730,7 +2873,7 @@
         <w:rPr>
           <w:b w:val="0"/>
           <w:rFonts w:eastAsia="Consolas" w:ascii="Consolas" w:hAnsi="Consolas"/>
-          <w:sz w:val="19"/>
+          <w:sz w:val="18"/>
         </w:rPr>
         <w:t>injected_golden</w:t>
       </w:r>
@@ -2739,7 +2882,7 @@
           <w:b w:val="0"/>
           <w:rFonts w:eastAsia="맑은 고딕" w:ascii="맑은 고딕" w:hAnsi="맑은 고딕"/>
         </w:rPr>
-        <w:t xml:space="preserve">에서 T1 규칙이 압도적으로 많이 준 </w:t>
+        <w:t xml:space="preserve">의 T1 규칙이 압도적으로 많이 준 </w:t>
       </w:r>
       <w:r>
         <w:rPr>
@@ -2753,7 +2896,7 @@
           <w:b w:val="0"/>
           <w:rFonts w:eastAsia="맑은 고딕" w:ascii="맑은 고딕" w:hAnsi="맑은 고딕"/>
         </w:rPr>
-        <w:t>을 배웠다 — §2-1에서 미리 경고했던 "틀 다양성 낮음 → 위반이 아니라 틀을 배운다"가 정확히 이 실행에서 재현됐다.</w:t>
+        <w:t>을 배웠다 — "틀 다양성 낮음 → 위반이 아니라 틀을 배운다"가 정확히 이 실행에서 재현됐다.</w:t>
       </w:r>
     </w:p>
     <w:p>
@@ -2765,18 +2908,6 @@
           <w:rFonts w:eastAsia="맑은 고딕" w:ascii="맑은 고딕" w:hAnsi="맑은 고딕"/>
         </w:rPr>
         <w:t>5-1. 2차 조정 실행 결과 (2026-09-23)</w:t>
-      </w:r>
-    </w:p>
-    <w:p>
-      <w:pPr>
-        <w:spacing w:after="80"/>
-      </w:pPr>
-      <w:r>
-        <w:rPr>
-          <w:b w:val="0"/>
-          <w:rFonts w:eastAsia="맑은 고딕" w:ascii="맑은 고딕" w:hAnsi="맑은 고딕"/>
-        </w:rPr>
-        <w:t>§2-3의 실사례 15건 추가 + §4의 오버샘플링·epoch 축소를 적용해 재실행했다.</w:t>
       </w:r>
     </w:p>
     <w:tbl>
@@ -2798,12 +2929,6 @@
           </w:tcPr>
           <w:p>
             <w:r/>
-            <w:r>
-              <w:rPr>
-                <w:b/>
-                <w:rFonts w:eastAsia="맑은 고딕" w:ascii="맑은 고딕" w:hAnsi="맑은 고딕"/>
-              </w:rPr>
-            </w:r>
           </w:p>
         </w:tc>
         <w:tc>
@@ -2817,7 +2942,7 @@
                 <w:b/>
                 <w:rFonts w:eastAsia="맑은 고딕" w:ascii="맑은 고딕" w:hAnsi="맑은 고딕"/>
               </w:rPr>
-              <w:t>2차-1차실행 (806쌍, 10epoch, 오버샘플X)</w:t>
+              <w:t>2차-1차실행(806쌍, 오버샘플X)</w:t>
             </w:r>
           </w:p>
         </w:tc>
@@ -2832,7 +2957,7 @@
                 <w:b/>
                 <w:rFonts w:eastAsia="맑은 고딕" w:ascii="맑은 고딕" w:hAnsi="맑은 고딕"/>
               </w:rPr>
-              <w:t>2차-2차실행 (821쌍, 3epoch, ftc_stage 5배)</w:t>
+              <w:t>2차-2차실행(821쌍, ftc_stage 5배)</w:t>
             </w:r>
           </w:p>
         </w:tc>
@@ -2879,7 +3004,14 @@
                 <w:b w:val="0"/>
                 <w:rFonts w:eastAsia="맑은 고딕" w:ascii="맑은 고딕" w:hAnsi="맑은 고딕"/>
               </w:rPr>
-              <w:t>0.0933 → 0.0017 (epoch 1→3 평균)</w:t>
+              <w:t xml:space="preserve">0.0933 → </w:t>
+            </w:r>
+            <w:r>
+              <w:rPr>
+                <w:b/>
+                <w:rFonts w:eastAsia="맑은 고딕" w:ascii="맑은 고딕" w:hAnsi="맑은 고딕"/>
+              </w:rPr>
+              <w:t>0.0017</w:t>
             </w:r>
           </w:p>
         </w:tc>
@@ -2923,10 +3055,967 @@
             <w:r/>
             <w:r>
               <w:rPr>
+                <w:b/>
+                <w:rFonts w:eastAsia="맑은 고딕" w:ascii="맑은 고딕" w:hAnsi="맑은 고딕"/>
+              </w:rPr>
+              <w:t>121/121(100%)</w:t>
+            </w:r>
+          </w:p>
+        </w:tc>
+      </w:tr>
+    </w:tbl>
+    <w:p>
+      <w:pPr>
+        <w:spacing w:after="40"/>
+      </w:pPr>
+    </w:p>
+    <w:p>
+      <w:pPr>
+        <w:spacing w:before="80" w:after="160"/>
+        <w:ind w:left="283"/>
+        <w:shd w:val="clear" w:color="auto" w:fill="F2F2F2"/>
+      </w:pPr>
+      <w:r>
+        <w:rPr>
+          <w:b w:val="0"/>
+          <w:rFonts w:eastAsia="Consolas" w:ascii="Consolas" w:hAnsi="Consolas"/>
+          <w:sz w:val="17"/>
+        </w:rPr>
+        <w:t>[held_out — 1차 실패건] "2005년 설립 이래 동종업계 체지방 감량 1위"</w:t>
+      </w:r>
+      <w:r>
+        <w:br/>
+      </w:r>
+      <w:r>
+        <w:rPr>
+          <w:b w:val="0"/>
+          <w:rFonts w:eastAsia="Consolas" w:ascii="Consolas" w:hAnsi="Consolas"/>
+          <w:sz w:val="17"/>
+        </w:rPr>
+        <w:t xml:space="preserve">  1차: "...동종업계 감량에 도움을 줄 수 있음"   ← "체지방" 유실</w:t>
+      </w:r>
+      <w:r>
+        <w:br/>
+      </w:r>
+      <w:r>
+        <w:rPr>
+          <w:b w:val="0"/>
+          <w:rFonts w:eastAsia="Consolas" w:ascii="Consolas" w:hAnsi="Consolas"/>
+          <w:sz w:val="17"/>
+        </w:rPr>
+        <w:t xml:space="preserve">  2차: "...동종업계에서 체지방 감량에 도움을 줄 수 있음"  ✅ 보존</w:t>
+      </w:r>
+      <w:r>
+        <w:br/>
+      </w:r>
+      <w:r>
+        <w:rPr>
+          <w:b w:val="0"/>
+          <w:rFonts w:eastAsia="Consolas" w:ascii="Consolas" w:hAnsi="Consolas"/>
+          <w:sz w:val="17"/>
+        </w:rPr>
+      </w:r>
+      <w:r>
+        <w:br/>
+      </w:r>
+      <w:r>
+        <w:rPr>
+          <w:b w:val="0"/>
+          <w:rFonts w:eastAsia="Consolas" w:ascii="Consolas" w:hAnsi="Consolas"/>
+          <w:sz w:val="17"/>
+        </w:rPr>
+        <w:t>[held_out — 2차 신규] "인체에 무해한 원료"</w:t>
+      </w:r>
+      <w:r>
+        <w:br/>
+      </w:r>
+      <w:r>
+        <w:rPr>
+          <w:b w:val="0"/>
+          <w:rFonts w:eastAsia="Consolas" w:ascii="Consolas" w:hAnsi="Consolas"/>
+          <w:sz w:val="17"/>
+        </w:rPr>
+        <w:t xml:space="preserve">  2차: "인체에 무해한 원료 함유"  ❌ 안 고침(학습 미노출이라 예상된 실패)</w:t>
+      </w:r>
+      <w:r>
+        <w:br/>
+      </w:r>
+      <w:r>
+        <w:rPr>
+          <w:b w:val="0"/>
+          <w:rFonts w:eastAsia="Consolas" w:ascii="Consolas" w:hAnsi="Consolas"/>
+          <w:sz w:val="17"/>
+        </w:rPr>
+      </w:r>
+      <w:r>
+        <w:br/>
+      </w:r>
+      <w:r>
+        <w:rPr>
+          <w:b w:val="0"/>
+          <w:rFonts w:eastAsia="Consolas" w:ascii="Consolas" w:hAnsi="Consolas"/>
+          <w:sz w:val="17"/>
+        </w:rPr>
+        <w:t>[완전 신규] "당뇨병 환자도 안심하고 드실 수 있는 치료 효과"</w:t>
+      </w:r>
+      <w:r>
+        <w:br/>
+      </w:r>
+      <w:r>
+        <w:rPr>
+          <w:b w:val="0"/>
+          <w:rFonts w:eastAsia="Consolas" w:ascii="Consolas" w:hAnsi="Consolas"/>
+          <w:sz w:val="17"/>
+        </w:rPr>
+        <w:t xml:space="preserve">  1·2차 동일: "치료(효과)에 도움을 줄 수 있음"  ❌ 핵심 손실, 개선 없음</w:t>
+      </w:r>
+    </w:p>
+    <w:p>
+      <w:pPr>
+        <w:spacing w:after="80"/>
+      </w:pPr>
+      <w:r>
+        <w:rPr>
+          <w:b/>
+          <w:rFonts w:eastAsia="맑은 고딕" w:ascii="맑은 고딕" w:hAnsi="맑은 고딕"/>
+        </w:rPr>
+        <w:t>증명하는 것</w:t>
+      </w:r>
+      <w:r>
+        <w:rPr>
+          <w:b w:val="0"/>
+          <w:rFonts w:eastAsia="맑은 고딕" w:ascii="맑은 고딕" w:hAnsi="맑은 고딕"/>
+        </w:rPr>
+        <w:t xml:space="preserve">: 오버샘플링한 특정 패턴은 held_out에서 내용 보존이 개선됐다. </w:t>
+      </w:r>
+      <w:r>
+        <w:rPr>
+          <w:b/>
+          <w:rFonts w:eastAsia="맑은 고딕" w:ascii="맑은 고딕" w:hAnsi="맑은 고딕"/>
+        </w:rPr>
+        <w:t>증명하지 않는 것</w:t>
+      </w:r>
+      <w:r>
+        <w:rPr>
+          <w:b w:val="0"/>
+          <w:rFonts w:eastAsia="맑은 고딕" w:ascii="맑은 고딕" w:hAnsi="맑은 고딕"/>
+        </w:rPr>
+        <w:t>: 완전 신규 문구 일반화는 그대로다 — 37건으로는 패턴 몇 개를 더 외운 것뿐, 진짜 이해 수준은 아니다.</w:t>
+      </w:r>
+    </w:p>
+    <w:p>
+      <w:pPr>
+        <w:pStyle w:val="Heading1"/>
+      </w:pPr>
+      <w:r>
+        <w:rPr>
+          <w:rFonts w:eastAsia="맑은 고딕" w:ascii="맑은 고딕" w:hAnsi="맑은 고딕"/>
+        </w:rPr>
+        <w:t>5-2. 3차 조정 — 핵심주장 명시 프롬프트 (2026-09-30, Qwen2.5-1.5B)</w:t>
+      </w:r>
+    </w:p>
+    <w:p>
+      <w:pPr>
+        <w:spacing w:after="80"/>
+      </w:pPr>
+      <w:r>
+        <w:rPr>
+          <w:b w:val="0"/>
+          <w:rFonts w:eastAsia="맑은 고딕" w:ascii="맑은 고딕" w:hAnsi="맑은 고딕"/>
+        </w:rPr>
+        <w:t xml:space="preserve">2차까지도 완전 신규 문구에서 핵심 내용을 날리는 문제가 그대로였다. </w:t>
+      </w:r>
+      <w:r>
+        <w:rPr>
+          <w:b/>
+          <w:rFonts w:eastAsia="맑은 고딕" w:ascii="맑은 고딕" w:hAnsi="맑은 고딕"/>
+        </w:rPr>
+        <w:t>데이터를 더 넣는 대신, 학습 타깃 자체에 "핵심 주장을 먼저 밝히고 그걸 지킨다"는 2단계 추론을 넣었다.</w:t>
+      </w:r>
+      <w:r>
+        <w:rPr>
+          <w:b w:val="0"/>
+          <w:rFonts w:eastAsia="맑은 고딕" w:ascii="맑은 고딕" w:hAnsi="맑은 고딕"/>
+        </w:rPr>
+        <w:t xml:space="preserve"> 데이터는 821쌍 그대로, 학습 타깃 포맷만 바꿨다.</w:t>
+      </w:r>
+    </w:p>
+    <w:tbl>
+      <w:tblPr>
+        <w:tblStyle w:val="LightGrid-Accent1"/>
+        <w:tblW w:type="auto" w:w="0"/>
+        <w:jc w:val="center"/>
+        <w:tblLook w:firstColumn="1" w:firstRow="1" w:lastColumn="0" w:lastRow="0" w:noHBand="0" w:noVBand="1" w:val="04A0"/>
+      </w:tblPr>
+      <w:tblGrid>
+        <w:gridCol w:w="3213"/>
+        <w:gridCol w:w="3213"/>
+        <w:gridCol w:w="3213"/>
+      </w:tblGrid>
+      <w:tr>
+        <w:tc>
+          <w:tcPr>
+            <w:tcW w:type="dxa" w:w="1984"/>
+          </w:tcPr>
+          <w:p>
+            <w:r/>
+          </w:p>
+        </w:tc>
+        <w:tc>
+          <w:tcPr>
+            <w:tcW w:type="dxa" w:w="3118"/>
+          </w:tcPr>
+          <w:p>
+            <w:r/>
+            <w:r>
+              <w:rPr>
+                <w:b/>
+                <w:rFonts w:eastAsia="맑은 고딕" w:ascii="맑은 고딕" w:hAnsi="맑은 고딕"/>
+              </w:rPr>
+              <w:t>2차-2차실행(핵심주장 X)</w:t>
+            </w:r>
+          </w:p>
+        </w:tc>
+        <w:tc>
+          <w:tcPr>
+            <w:tcW w:type="dxa" w:w="2835"/>
+          </w:tcPr>
+          <w:p>
+            <w:r/>
+            <w:r>
+              <w:rPr>
+                <w:b/>
+                <w:rFonts w:eastAsia="맑은 고딕" w:ascii="맑은 고딕" w:hAnsi="맑은 고딕"/>
+              </w:rPr>
+              <w:t>3차(핵심주장 명시, 1.5B)</w:t>
+            </w:r>
+          </w:p>
+        </w:tc>
+      </w:tr>
+      <w:tr>
+        <w:tc>
+          <w:tcPr>
+            <w:tcW w:type="dxa" w:w="1984"/>
+          </w:tcPr>
+          <w:p>
+            <w:r/>
+            <w:r>
+              <w:rPr>
                 <w:b w:val="0"/>
                 <w:rFonts w:eastAsia="맑은 고딕" w:ascii="맑은 고딕" w:hAnsi="맑은 고딕"/>
               </w:rPr>
-              <w:t>121/121 (100%)</w:t>
+              <w:t>학습 loss</w:t>
+            </w:r>
+          </w:p>
+        </w:tc>
+        <w:tc>
+          <w:tcPr>
+            <w:tcW w:type="dxa" w:w="3118"/>
+          </w:tcPr>
+          <w:p>
+            <w:r/>
+            <w:r>
+              <w:rPr>
+                <w:b w:val="0"/>
+                <w:rFonts w:eastAsia="맑은 고딕" w:ascii="맑은 고딕" w:hAnsi="맑은 고딕"/>
+              </w:rPr>
+              <w:t>0.0933 → 0.0017</w:t>
+            </w:r>
+          </w:p>
+        </w:tc>
+        <w:tc>
+          <w:tcPr>
+            <w:tcW w:type="dxa" w:w="2835"/>
+          </w:tcPr>
+          <w:p>
+            <w:r/>
+            <w:r>
+              <w:rPr>
+                <w:b w:val="0"/>
+                <w:rFonts w:eastAsia="맑은 고딕" w:ascii="맑은 고딕" w:hAnsi="맑은 고딕"/>
+              </w:rPr>
+              <w:t xml:space="preserve">0.0790 → </w:t>
+            </w:r>
+            <w:r>
+              <w:rPr>
+                <w:b/>
+                <w:rFonts w:eastAsia="맑은 고딕" w:ascii="맑은 고딕" w:hAnsi="맑은 고딕"/>
+              </w:rPr>
+              <w:t>0.0014</w:t>
+            </w:r>
+          </w:p>
+        </w:tc>
+      </w:tr>
+      <w:tr>
+        <w:tc>
+          <w:tcPr>
+            <w:tcW w:type="dxa" w:w="1984"/>
+          </w:tcPr>
+          <w:p>
+            <w:r/>
+            <w:r>
+              <w:rPr>
+                <w:b w:val="0"/>
+                <w:rFonts w:eastAsia="맑은 고딕" w:ascii="맑은 고딕" w:hAnsi="맑은 고딕"/>
+              </w:rPr>
+              <w:t>held-out 스키마 통과율</w:t>
+            </w:r>
+          </w:p>
+        </w:tc>
+        <w:tc>
+          <w:tcPr>
+            <w:tcW w:type="dxa" w:w="3118"/>
+          </w:tcPr>
+          <w:p>
+            <w:r/>
+            <w:r>
+              <w:rPr>
+                <w:b w:val="0"/>
+                <w:rFonts w:eastAsia="맑은 고딕" w:ascii="맑은 고딕" w:hAnsi="맑은 고딕"/>
+              </w:rPr>
+              <w:t>121/121</w:t>
+            </w:r>
+          </w:p>
+        </w:tc>
+        <w:tc>
+          <w:tcPr>
+            <w:tcW w:type="dxa" w:w="2835"/>
+          </w:tcPr>
+          <w:p>
+            <w:r/>
+            <w:r>
+              <w:rPr>
+                <w:b w:val="0"/>
+                <w:rFonts w:eastAsia="맑은 고딕" w:ascii="맑은 고딕" w:hAnsi="맑은 고딕"/>
+              </w:rPr>
+              <w:t>121/121(100%)</w:t>
+            </w:r>
+          </w:p>
+        </w:tc>
+      </w:tr>
+    </w:tbl>
+    <w:p>
+      <w:pPr>
+        <w:spacing w:after="40"/>
+      </w:pPr>
+    </w:p>
+    <w:p>
+      <w:pPr>
+        <w:spacing w:before="80" w:after="160"/>
+        <w:ind w:left="283"/>
+        <w:shd w:val="clear" w:color="auto" w:fill="F2F2F2"/>
+      </w:pPr>
+      <w:r>
+        <w:rPr>
+          <w:b w:val="0"/>
+          <w:rFonts w:eastAsia="Consolas" w:ascii="Consolas" w:hAnsi="Consolas"/>
+          <w:sz w:val="17"/>
+        </w:rPr>
+        <w:t>[완전 신규] "당뇨병 환자도 안심하고 드실 수 있는 치료 효과"</w:t>
+      </w:r>
+      <w:r>
+        <w:br/>
+      </w:r>
+      <w:r>
+        <w:rPr>
+          <w:b w:val="0"/>
+          <w:rFonts w:eastAsia="Consolas" w:ascii="Consolas" w:hAnsi="Consolas"/>
+          <w:sz w:val="17"/>
+        </w:rPr>
+        <w:t xml:space="preserve">  2차: "치료 효과에 도움을 줄 수 있음"   ← 핵심 통째로 유실</w:t>
+      </w:r>
+      <w:r>
+        <w:br/>
+      </w:r>
+      <w:r>
+        <w:rPr>
+          <w:b w:val="0"/>
+          <w:rFonts w:eastAsia="Consolas" w:ascii="Consolas" w:hAnsi="Consolas"/>
+          <w:sz w:val="17"/>
+        </w:rPr>
+        <w:t xml:space="preserve">  3차: 핵심 주장: 당뇨병 환자도 안심하고 드릴 수 있는 치료 효과</w:t>
+      </w:r>
+      <w:r>
+        <w:br/>
+      </w:r>
+      <w:r>
+        <w:rPr>
+          <w:b w:val="0"/>
+          <w:rFonts w:eastAsia="Consolas" w:ascii="Consolas" w:hAnsi="Consolas"/>
+          <w:sz w:val="17"/>
+        </w:rPr>
+        <w:t xml:space="preserve">       "당뇨병 환자도 안심하고 드릴 수 있는 치료 효과에 도움을 줄 수 있음"</w:t>
+      </w:r>
+      <w:r>
+        <w:br/>
+      </w:r>
+      <w:r>
+        <w:rPr>
+          <w:b w:val="0"/>
+          <w:rFonts w:eastAsia="Consolas" w:ascii="Consolas" w:hAnsi="Consolas"/>
+          <w:sz w:val="17"/>
+        </w:rPr>
+        <w:t xml:space="preserve">  → ✅ 핵심 주장 거의 보존(대표 실패사례가 처음 풀렸다). "드릴" 오타는 남음.</w:t>
+      </w:r>
+      <w:r>
+        <w:br/>
+      </w:r>
+      <w:r>
+        <w:rPr>
+          <w:b w:val="0"/>
+          <w:rFonts w:eastAsia="Consolas" w:ascii="Consolas" w:hAnsi="Consolas"/>
+          <w:sz w:val="17"/>
+        </w:rPr>
+      </w:r>
+      <w:r>
+        <w:br/>
+      </w:r>
+      <w:r>
+        <w:rPr>
+          <w:b w:val="0"/>
+          <w:rFonts w:eastAsia="Consolas" w:ascii="Consolas" w:hAnsi="Consolas"/>
+          <w:sz w:val="17"/>
+        </w:rPr>
+        <w:t>[held_out] "인체에 무해한 원료"  → 3차도 ❌ 여전히 못 고침(학습 미노출)</w:t>
+      </w:r>
+      <w:r>
+        <w:br/>
+      </w:r>
+      <w:r>
+        <w:rPr>
+          <w:b w:val="0"/>
+          <w:rFonts w:eastAsia="Consolas" w:ascii="Consolas" w:hAnsi="Consolas"/>
+          <w:sz w:val="17"/>
+        </w:rPr>
+      </w:r>
+      <w:r>
+        <w:br/>
+      </w:r>
+      <w:r>
+        <w:rPr>
+          <w:b w:val="0"/>
+          <w:rFonts w:eastAsia="Consolas" w:ascii="Consolas" w:hAnsi="Consolas"/>
+          <w:sz w:val="17"/>
+        </w:rPr>
+        <w:t>[신규 테스트] "국내 1위 다이어트 보조제, 3일만에 5kg 감량"</w:t>
+      </w:r>
+      <w:r>
+        <w:br/>
+      </w:r>
+      <w:r>
+        <w:rPr>
+          <w:b w:val="0"/>
+          <w:rFonts w:eastAsia="Consolas" w:ascii="Consolas" w:hAnsi="Consolas"/>
+          <w:sz w:val="17"/>
+        </w:rPr>
+        <w:t xml:space="preserve">  3차: "다이어트 보조제"  ❌ 새 실패 — 절이 여러 개인 복잡한 문장에서 더 많이 날림</w:t>
+      </w:r>
+    </w:p>
+    <w:p>
+      <w:pPr>
+        <w:spacing w:after="80"/>
+      </w:pPr>
+      <w:r>
+        <w:rPr>
+          <w:b/>
+          <w:rFonts w:eastAsia="맑은 고딕" w:ascii="맑은 고딕" w:hAnsi="맑은 고딕"/>
+        </w:rPr>
+        <w:t>정리</w:t>
+      </w:r>
+      <w:r>
+        <w:rPr>
+          <w:b w:val="0"/>
+          <w:rFonts w:eastAsia="맑은 고딕" w:ascii="맑은 고딕" w:hAnsi="맑은 고딕"/>
+        </w:rPr>
+        <w:t xml:space="preserve">: chain-of-thought 프롬프트가 </w:t>
+      </w:r>
+      <w:r>
+        <w:rPr>
+          <w:b/>
+          <w:rFonts w:eastAsia="맑은 고딕" w:ascii="맑은 고딕" w:hAnsi="맑은 고딕"/>
+        </w:rPr>
+        <w:t>단순한 문장에서는 확실히 통했다</w:t>
+      </w:r>
+      <w:r>
+        <w:rPr>
+          <w:b w:val="0"/>
+          <w:rFonts w:eastAsia="맑은 고딕" w:ascii="맑은 고딕" w:hAnsi="맑은 고딕"/>
+        </w:rPr>
+        <w:t xml:space="preserve"> — 대표 실패사례를 처음으로 풀었다. 다만 (a) 오타가 여전하고 (b) 복잡한 문장에서 더 심하게 정보를 날리는 새 실패 유형이 나왔다 — 프롬프트만으로는 모델 표현력 한계를 못 넘는다.</w:t>
+      </w:r>
+    </w:p>
+    <w:p>
+      <w:pPr>
+        <w:pStyle w:val="Heading1"/>
+      </w:pPr>
+      <w:r>
+        <w:rPr>
+          <w:rFonts w:eastAsia="맑은 고딕" w:ascii="맑은 고딕" w:hAnsi="맑은 고딕"/>
+        </w:rPr>
+        <w:t>5-3. 4차 조정 — Qwen2.5-3B-Instruct로 스케일업 (2026-09-30)</w:t>
+      </w:r>
+    </w:p>
+    <w:p>
+      <w:pPr>
+        <w:spacing w:after="80"/>
+      </w:pPr>
+      <w:r>
+        <w:rPr>
+          <w:b w:val="0"/>
+          <w:rFonts w:eastAsia="맑은 고딕" w:ascii="맑은 고딕" w:hAnsi="맑은 고딕"/>
+        </w:rPr>
+        <w:t>3차 결과물의 오타·부자연스러움 지적을 받아 베이스 모델을 1.5B→3B로 올렸다(다른 설정은 3차와 동일). 10GB VRAM에 맞추려 batch_size 2→1 + gradient checkpointing.</w:t>
+      </w:r>
+    </w:p>
+    <w:tbl>
+      <w:tblPr>
+        <w:tblStyle w:val="LightGrid-Accent1"/>
+        <w:tblW w:type="auto" w:w="0"/>
+        <w:jc w:val="center"/>
+        <w:tblLook w:firstColumn="1" w:firstRow="1" w:lastColumn="0" w:lastRow="0" w:noHBand="0" w:noVBand="1" w:val="04A0"/>
+      </w:tblPr>
+      <w:tblGrid>
+        <w:gridCol w:w="3213"/>
+        <w:gridCol w:w="3213"/>
+        <w:gridCol w:w="3213"/>
+      </w:tblGrid>
+      <w:tr>
+        <w:tc>
+          <w:tcPr>
+            <w:tcW w:type="dxa" w:w="1701"/>
+          </w:tcPr>
+          <w:p>
+            <w:r/>
+          </w:p>
+        </w:tc>
+        <w:tc>
+          <w:tcPr>
+            <w:tcW w:type="dxa" w:w="3118"/>
+          </w:tcPr>
+          <w:p>
+            <w:r/>
+            <w:r>
+              <w:rPr>
+                <w:b/>
+                <w:rFonts w:eastAsia="맑은 고딕" w:ascii="맑은 고딕" w:hAnsi="맑은 고딕"/>
+              </w:rPr>
+              <w:t>3차(1.5B)</w:t>
+            </w:r>
+          </w:p>
+        </w:tc>
+        <w:tc>
+          <w:tcPr>
+            <w:tcW w:type="dxa" w:w="3118"/>
+          </w:tcPr>
+          <w:p>
+            <w:r/>
+            <w:r>
+              <w:rPr>
+                <w:b/>
+                <w:rFonts w:eastAsia="맑은 고딕" w:ascii="맑은 고딕" w:hAnsi="맑은 고딕"/>
+              </w:rPr>
+              <w:t>4차(3B)</w:t>
+            </w:r>
+          </w:p>
+        </w:tc>
+      </w:tr>
+      <w:tr>
+        <w:tc>
+          <w:tcPr>
+            <w:tcW w:type="dxa" w:w="1701"/>
+          </w:tcPr>
+          <w:p>
+            <w:r/>
+            <w:r>
+              <w:rPr>
+                <w:b w:val="0"/>
+                <w:rFonts w:eastAsia="맑은 고딕" w:ascii="맑은 고딕" w:hAnsi="맑은 고딕"/>
+              </w:rPr>
+              <w:t>학습 파라미터</w:t>
+            </w:r>
+          </w:p>
+        </w:tc>
+        <w:tc>
+          <w:tcPr>
+            <w:tcW w:type="dxa" w:w="3118"/>
+          </w:tcPr>
+          <w:p>
+            <w:r/>
+            <w:r>
+              <w:rPr>
+                <w:b w:val="0"/>
+                <w:rFonts w:eastAsia="맑은 고딕" w:ascii="맑은 고딕" w:hAnsi="맑은 고딕"/>
+              </w:rPr>
+              <w:t>2,179,072/1,545,893,376(0.14%)</w:t>
+            </w:r>
+          </w:p>
+        </w:tc>
+        <w:tc>
+          <w:tcPr>
+            <w:tcW w:type="dxa" w:w="3118"/>
+          </w:tcPr>
+          <w:p>
+            <w:r/>
+            <w:r>
+              <w:rPr>
+                <w:b w:val="0"/>
+                <w:rFonts w:eastAsia="맑은 고딕" w:ascii="맑은 고딕" w:hAnsi="맑은 고딕"/>
+              </w:rPr>
+              <w:t>3,686,400/3,089,625,088(0.12%)</w:t>
+            </w:r>
+          </w:p>
+        </w:tc>
+      </w:tr>
+      <w:tr>
+        <w:tc>
+          <w:tcPr>
+            <w:tcW w:type="dxa" w:w="1701"/>
+          </w:tcPr>
+          <w:p>
+            <w:r/>
+            <w:r>
+              <w:rPr>
+                <w:b w:val="0"/>
+                <w:rFonts w:eastAsia="맑은 고딕" w:ascii="맑은 고딕" w:hAnsi="맑은 고딕"/>
+              </w:rPr>
+              <w:t>학습 loss</w:t>
+            </w:r>
+          </w:p>
+        </w:tc>
+        <w:tc>
+          <w:tcPr>
+            <w:tcW w:type="dxa" w:w="3118"/>
+          </w:tcPr>
+          <w:p>
+            <w:r/>
+            <w:r>
+              <w:rPr>
+                <w:b w:val="0"/>
+                <w:rFonts w:eastAsia="맑은 고딕" w:ascii="맑은 고딕" w:hAnsi="맑은 고딕"/>
+              </w:rPr>
+              <w:t>0.0790 → 0.0014</w:t>
+            </w:r>
+          </w:p>
+        </w:tc>
+        <w:tc>
+          <w:tcPr>
+            <w:tcW w:type="dxa" w:w="3118"/>
+          </w:tcPr>
+          <w:p>
+            <w:r/>
+            <w:r>
+              <w:rPr>
+                <w:b w:val="0"/>
+                <w:rFonts w:eastAsia="맑은 고딕" w:ascii="맑은 고딕" w:hAnsi="맑은 고딕"/>
+              </w:rPr>
+              <w:t xml:space="preserve">0.0619 → </w:t>
+            </w:r>
+            <w:r>
+              <w:rPr>
+                <w:b/>
+                <w:rFonts w:eastAsia="맑은 고딕" w:ascii="맑은 고딕" w:hAnsi="맑은 고딕"/>
+              </w:rPr>
+              <w:t>0.0008</w:t>
+            </w:r>
+          </w:p>
+        </w:tc>
+      </w:tr>
+      <w:tr>
+        <w:tc>
+          <w:tcPr>
+            <w:tcW w:type="dxa" w:w="1701"/>
+          </w:tcPr>
+          <w:p>
+            <w:r/>
+            <w:r>
+              <w:rPr>
+                <w:b w:val="0"/>
+                <w:rFonts w:eastAsia="맑은 고딕" w:ascii="맑은 고딕" w:hAnsi="맑은 고딕"/>
+              </w:rPr>
+              <w:t>held-out 스키마 통과율</w:t>
+            </w:r>
+          </w:p>
+        </w:tc>
+        <w:tc>
+          <w:tcPr>
+            <w:tcW w:type="dxa" w:w="3118"/>
+          </w:tcPr>
+          <w:p>
+            <w:r/>
+            <w:r>
+              <w:rPr>
+                <w:b w:val="0"/>
+                <w:rFonts w:eastAsia="맑은 고딕" w:ascii="맑은 고딕" w:hAnsi="맑은 고딕"/>
+              </w:rPr>
+              <w:t>121/121</w:t>
+            </w:r>
+          </w:p>
+        </w:tc>
+        <w:tc>
+          <w:tcPr>
+            <w:tcW w:type="dxa" w:w="3118"/>
+          </w:tcPr>
+          <w:p>
+            <w:r/>
+            <w:r>
+              <w:rPr>
+                <w:b w:val="0"/>
+                <w:rFonts w:eastAsia="맑은 고딕" w:ascii="맑은 고딕" w:hAnsi="맑은 고딕"/>
+              </w:rPr>
+              <w:t>121/121(100%)</w:t>
+            </w:r>
+          </w:p>
+        </w:tc>
+      </w:tr>
+    </w:tbl>
+    <w:p>
+      <w:pPr>
+        <w:spacing w:after="40"/>
+      </w:pPr>
+    </w:p>
+    <w:tbl>
+      <w:tblPr>
+        <w:tblStyle w:val="LightGrid-Accent1"/>
+        <w:tblW w:type="auto" w:w="0"/>
+        <w:jc w:val="center"/>
+        <w:tblLook w:firstColumn="1" w:firstRow="1" w:lastColumn="0" w:lastRow="0" w:noHBand="0" w:noVBand="1" w:val="04A0"/>
+      </w:tblPr>
+      <w:tblGrid>
+        <w:gridCol w:w="3213"/>
+        <w:gridCol w:w="3213"/>
+        <w:gridCol w:w="3213"/>
+      </w:tblGrid>
+      <w:tr>
+        <w:tc>
+          <w:tcPr>
+            <w:tcW w:type="dxa" w:w="2268"/>
+          </w:tcPr>
+          <w:p>
+            <w:r/>
+            <w:r>
+              <w:rPr>
+                <w:b/>
+                <w:rFonts w:eastAsia="맑은 고딕" w:ascii="맑은 고딕" w:hAnsi="맑은 고딕"/>
+              </w:rPr>
+              <w:t>입력</w:t>
+            </w:r>
+          </w:p>
+        </w:tc>
+        <w:tc>
+          <w:tcPr>
+            <w:tcW w:type="dxa" w:w="2551"/>
+          </w:tcPr>
+          <w:p>
+            <w:r/>
+            <w:r>
+              <w:rPr>
+                <w:b/>
+                <w:rFonts w:eastAsia="맑은 고딕" w:ascii="맑은 고딕" w:hAnsi="맑은 고딕"/>
+              </w:rPr>
+              <w:t>3차(1.5B)</w:t>
+            </w:r>
+          </w:p>
+        </w:tc>
+        <w:tc>
+          <w:tcPr>
+            <w:tcW w:type="dxa" w:w="2551"/>
+          </w:tcPr>
+          <w:p>
+            <w:r/>
+            <w:r>
+              <w:rPr>
+                <w:b/>
+                <w:rFonts w:eastAsia="맑은 고딕" w:ascii="맑은 고딕" w:hAnsi="맑은 고딕"/>
+              </w:rPr>
+              <w:t>4차(3B)</w:t>
+            </w:r>
+          </w:p>
+        </w:tc>
+      </w:tr>
+      <w:tr>
+        <w:tc>
+          <w:tcPr>
+            <w:tcW w:type="dxa" w:w="2268"/>
+          </w:tcPr>
+          <w:p>
+            <w:r/>
+            <w:r>
+              <w:rPr>
+                <w:b w:val="0"/>
+                <w:rFonts w:eastAsia="맑은 고딕" w:ascii="맑은 고딕" w:hAnsi="맑은 고딕"/>
+              </w:rPr>
+              <w:t>"당뇨병 환자도 안심...치료 효과"</w:t>
+            </w:r>
+          </w:p>
+        </w:tc>
+        <w:tc>
+          <w:tcPr>
+            <w:tcW w:type="dxa" w:w="2551"/>
+          </w:tcPr>
+          <w:p>
+            <w:r/>
+            <w:r>
+              <w:rPr>
+                <w:b w:val="0"/>
+                <w:rFonts w:eastAsia="맑은 고딕" w:ascii="맑은 고딕" w:hAnsi="맑은 고딕"/>
+              </w:rPr>
+              <w:t>"...드릴 수 있는 치료 효과에 도움을 줄 수 있음"(오타)</w:t>
+            </w:r>
+          </w:p>
+        </w:tc>
+        <w:tc>
+          <w:tcPr>
+            <w:tcW w:type="dxa" w:w="2551"/>
+          </w:tcPr>
+          <w:p>
+            <w:r/>
+            <w:r>
+              <w:rPr>
+                <w:b w:val="0"/>
+                <w:rFonts w:eastAsia="맑은 고딕" w:ascii="맑은 고딕" w:hAnsi="맑은 고딕"/>
+              </w:rPr>
+              <w:t>"...드실 수 있는 치료에 도움을 줄 수 있음" ✅ 오타 없음, 더 자연스러움</w:t>
+            </w:r>
+          </w:p>
+        </w:tc>
+      </w:tr>
+      <w:tr>
+        <w:tc>
+          <w:tcPr>
+            <w:tcW w:type="dxa" w:w="2268"/>
+          </w:tcPr>
+          <w:p>
+            <w:r/>
+            <w:r>
+              <w:rPr>
+                <w:b w:val="0"/>
+                <w:rFonts w:eastAsia="맑은 고딕" w:ascii="맑은 고딕" w:hAnsi="맑은 고딕"/>
+              </w:rPr>
+              <w:t>"크림 바르면 주름이 완전히 사라짐"</w:t>
+            </w:r>
+          </w:p>
+        </w:tc>
+        <w:tc>
+          <w:tcPr>
+            <w:tcW w:type="dxa" w:w="2551"/>
+          </w:tcPr>
+          <w:p>
+            <w:r/>
+            <w:r>
+              <w:rPr>
+                <w:b w:val="0"/>
+                <w:rFonts w:eastAsia="맑은 고딕" w:ascii="맑은 고딕" w:hAnsi="맑은 고딕"/>
+              </w:rPr>
+              <w:t>"이 크림으로 주름 개선에 도움을 줄 수 있음"</w:t>
+            </w:r>
+          </w:p>
+        </w:tc>
+        <w:tc>
+          <w:tcPr>
+            <w:tcW w:type="dxa" w:w="2551"/>
+          </w:tcPr>
+          <w:p>
+            <w:r/>
+            <w:r>
+              <w:rPr>
+                <w:b w:val="0"/>
+                <w:rFonts w:eastAsia="맑은 고딕" w:ascii="맑은 고딕" w:hAnsi="맑은 고딕"/>
+              </w:rPr>
+              <w:t>"주름 개선에 도움을 줄 수 있음" — 깔끔</w:t>
+            </w:r>
+          </w:p>
+        </w:tc>
+      </w:tr>
+      <w:tr>
+        <w:tc>
+          <w:tcPr>
+            <w:tcW w:type="dxa" w:w="2268"/>
+          </w:tcPr>
+          <w:p>
+            <w:r/>
+            <w:r>
+              <w:rPr>
+                <w:b w:val="0"/>
+                <w:rFonts w:eastAsia="맑은 고딕" w:ascii="맑은 고딕" w:hAnsi="맑은 고딕"/>
+              </w:rPr>
+              <w:t>"인체에 무해한 원료"(held_out, 미노출)</w:t>
+            </w:r>
+          </w:p>
+        </w:tc>
+        <w:tc>
+          <w:tcPr>
+            <w:tcW w:type="dxa" w:w="2551"/>
+          </w:tcPr>
+          <w:p>
+            <w:r/>
+            <w:r>
+              <w:rPr>
+                <w:b w:val="0"/>
+                <w:rFonts w:eastAsia="맑은 고딕" w:ascii="맑은 고딕" w:hAnsi="맑은 고딕"/>
+              </w:rPr>
+              <w:t>"인체에 무해한 원료 함유"(위반 그대로)</w:t>
+            </w:r>
+          </w:p>
+        </w:tc>
+        <w:tc>
+          <w:tcPr>
+            <w:tcW w:type="dxa" w:w="2551"/>
+          </w:tcPr>
+          <w:p>
+            <w:r/>
+            <w:r>
+              <w:rPr>
+                <w:b w:val="0"/>
+                <w:rFonts w:eastAsia="맑은 고딕" w:ascii="맑은 고딕" w:hAnsi="맑은 고딕"/>
+              </w:rPr>
+              <w:t>"원료 함유" ✅ "인체에 무해한" 실제 제거</w:t>
+            </w:r>
+          </w:p>
+        </w:tc>
+      </w:tr>
+      <w:tr>
+        <w:tc>
+          <w:tcPr>
+            <w:tcW w:type="dxa" w:w="2268"/>
+          </w:tcPr>
+          <w:p>
+            <w:r/>
+            <w:r>
+              <w:rPr>
+                <w:b w:val="0"/>
+                <w:rFonts w:eastAsia="맑은 고딕" w:ascii="맑은 고딕" w:hAnsi="맑은 고딕"/>
+              </w:rPr>
+              <w:t>"국내1위 다이어트, 3일만에 5kg감량"(복잡)</w:t>
+            </w:r>
+          </w:p>
+        </w:tc>
+        <w:tc>
+          <w:tcPr>
+            <w:tcW w:type="dxa" w:w="2551"/>
+          </w:tcPr>
+          <w:p>
+            <w:r/>
+            <w:r>
+              <w:rPr>
+                <w:b w:val="0"/>
+                <w:rFonts w:eastAsia="맑은 고딕" w:ascii="맑은 고딕" w:hAnsi="맑은 고딕"/>
+              </w:rPr>
+              <w:t>"다이어트 보조제"(거의 다 날림)</w:t>
+            </w:r>
+          </w:p>
+        </w:tc>
+        <w:tc>
+          <w:tcPr>
+            <w:tcW w:type="dxa" w:w="2551"/>
+          </w:tcPr>
+          <w:p>
+            <w:r/>
+            <w:r>
+              <w:rPr>
+                <w:b w:val="0"/>
+                <w:rFonts w:eastAsia="맑은 고딕" w:ascii="맑은 고딕" w:hAnsi="맑은 고딕"/>
+              </w:rPr>
+              <w:t>"다이어트 보조제, 3일간의 사용에 따른 변화 가능" ✅ "3일" 살리고 자연스럽게 헤징</w:t>
             </w:r>
           </w:p>
         </w:tc>
@@ -2943,264 +4032,167 @@
       </w:pPr>
       <w:r>
         <w:rPr>
+          <w:b/>
+          <w:rFonts w:eastAsia="맑은 고딕" w:ascii="맑은 고딕" w:hAnsi="맑은 고딕"/>
+        </w:rPr>
+        <w:t>정리</w:t>
+      </w:r>
+      <w:r>
+        <w:rPr>
           <w:b w:val="0"/>
           <w:rFonts w:eastAsia="맑은 고딕" w:ascii="맑은 고딕" w:hAnsi="맑은 고딕"/>
         </w:rPr>
-        <w:t>loss가 덜 극단적으로 떨어지긴 했다(0.0003 → 0.0017 — 여전히 낮지만 완전한 암기까지는 아닌 수준). held_out 실사례 2건(§2-4에서 일부러 뺀 것)과, 학습에 전혀 없던 새 문구 2개로 다시 테스트했다:</w:t>
+        <w:t>: 4개 사례 전부 3차보다 나아지거나 동일했다. 특히 3차가 가장 못했던 "복잡한 다중 절 문장"과 "학습에 없던 교정 전략" 둘 다에서 개선이 보였다.</w:t>
+      </w:r>
+    </w:p>
+    <w:p>
+      <w:pPr>
+        <w:pStyle w:val="Heading1"/>
+      </w:pPr>
+      <w:r>
+        <w:rPr>
+          <w:rFonts w:eastAsia="맑은 고딕" w:ascii="맑은 고딕" w:hAnsi="맑은 고딕"/>
+        </w:rPr>
+        <w:t>6. 여전히 남은 근본 문제 — "노잼"의 원인</w:t>
+      </w:r>
+    </w:p>
+    <w:p>
+      <w:pPr>
+        <w:spacing w:after="80"/>
+      </w:pPr>
+      <w:r>
+        <w:rPr>
+          <w:b w:val="0"/>
+          <w:rFonts w:eastAsia="맑은 고딕" w:ascii="맑은 고딕" w:hAnsi="맑은 고딕"/>
+        </w:rPr>
+        <w:t xml:space="preserve">품질을 직접 검수하다 나온 지적: </w:t>
+      </w:r>
+      <w:r>
+        <w:rPr>
+          <w:b/>
+          <w:rFonts w:eastAsia="맑은 고딕" w:ascii="맑은 고딕" w:hAnsi="맑은 고딕"/>
+        </w:rPr>
+        <w:t>문장이 재미없고 "OOO에 도움을 줄 수 있음"만 반복된다.</w:t>
+      </w:r>
+      <w:r>
+        <w:rPr>
+          <w:b w:val="0"/>
+          <w:rFonts w:eastAsia="맑은 고딕" w:ascii="맑은 고딕" w:hAnsi="맑은 고딕"/>
+        </w:rPr>
+        <w:t xml:space="preserve"> 이건 모델의 결함이 아니라 </w:t>
+      </w:r>
+      <w:r>
+        <w:rPr>
+          <w:b/>
+          <w:rFonts w:eastAsia="맑은 고딕" w:ascii="맑은 고딕" w:hAnsi="맑은 고딕"/>
+        </w:rPr>
+        <w:t>학습 데이터 자체의 성격</w:t>
+      </w:r>
+      <w:r>
+        <w:rPr>
+          <w:b w:val="0"/>
+          <w:rFonts w:eastAsia="맑은 고딕" w:ascii="맑은 고딕" w:hAnsi="맑은 고딕"/>
+        </w:rPr>
+        <w:t>이다.</w:t>
+      </w:r>
+    </w:p>
+    <w:p>
+      <w:pPr>
+        <w:spacing w:after="80"/>
+      </w:pPr>
+      <w:r>
+        <w:rPr>
+          <w:b w:val="0"/>
+          <w:rFonts w:eastAsia="Consolas" w:ascii="Consolas" w:hAnsi="Consolas"/>
+          <w:sz w:val="18"/>
+        </w:rPr>
+        <w:t>injected_golden.jsonl</w:t>
+      </w:r>
+      <w:r>
+        <w:rPr>
+          <w:b w:val="0"/>
+          <w:rFonts w:eastAsia="맑은 고딕" w:ascii="맑은 고딕" w:hAnsi="맑은 고딕"/>
+        </w:rPr>
+        <w:t xml:space="preserve">의 T1 규칙 정답 문구는 식약처가 실제로 승인하는 건강기능식품 고시 문구 스타일 그대로다 — 원래 관료적이고 밋밋한 게 "적법"의 정의이지, 소구력 있는 카피가 아니다. 모델은 이 스타일을 정확히 배운 것뿐이고, </w:t>
+      </w:r>
+      <w:r>
+        <w:rPr>
+          <w:b/>
+          <w:rFonts w:eastAsia="맑은 고딕" w:ascii="맑은 고딕" w:hAnsi="맑은 고딕"/>
+        </w:rPr>
+        <w:t>학습 데이터 어디에도 "합법이면서 읽기 좋은 카피" 예시가 없었다.</w:t>
+      </w:r>
+    </w:p>
+    <w:p>
+      <w:pPr>
+        <w:spacing w:after="80"/>
+      </w:pPr>
+      <w:r>
+        <w:rPr>
+          <w:b w:val="0"/>
+          <w:rFonts w:eastAsia="맑은 고딕" w:ascii="맑은 고딕" w:hAnsi="맑은 고딕"/>
+        </w:rPr>
+        <w:t xml:space="preserve">더 근본적으로는 </w:t>
+      </w:r>
+      <w:r>
+        <w:rPr>
+          <w:b w:val="0"/>
+          <w:rFonts w:eastAsia="Consolas" w:ascii="Consolas" w:hAnsi="Consolas"/>
+          <w:sz w:val="18"/>
+        </w:rPr>
+        <w:t>sLLM_파인튜닝_기획서_2026-09-17.md</w:t>
+      </w:r>
+      <w:r>
+        <w:rPr>
+          <w:b w:val="0"/>
+          <w:rFonts w:eastAsia="맑은 고딕" w:ascii="맑은 고딕" w:hAnsi="맑은 고딕"/>
+        </w:rPr>
+        <w:t xml:space="preserve"> §1의 원래 목표를 다시 보면:</w:t>
       </w:r>
     </w:p>
     <w:p>
       <w:pPr>
         <w:spacing w:before="80" w:after="160"/>
-        <w:ind w:left="340"/>
+        <w:ind w:left="283"/>
         <w:shd w:val="clear" w:color="auto" w:fill="F2F2F2"/>
       </w:pPr>
       <w:r>
         <w:rPr>
           <w:b w:val="0"/>
           <w:rFonts w:eastAsia="Consolas" w:ascii="Consolas" w:hAnsi="Consolas"/>
-          <w:sz w:val="19"/>
+          <w:sz w:val="17"/>
         </w:rPr>
-        <w:t>[held_out 실사례 — 1차에서 실패했던 것] "2005년 설립 이래 동종업계 체지방 감량 1위"</w:t>
+        <w:t>N=3 · K=2 — 보수안 / 균형안 / 공격안. 위험도가 서로 다른 재작성 후보 3개</w:t>
       </w:r>
+    </w:p>
+    <w:p>
+      <w:pPr>
+        <w:spacing w:after="80"/>
+      </w:pPr>
       <w:r>
-        <w:br/>
+        <w:rPr>
+          <w:b/>
+          <w:rFonts w:eastAsia="맑은 고딕" w:ascii="맑은 고딕" w:hAnsi="맑은 고딕"/>
+        </w:rPr>
+        <w:t>1~4차 전부 "보수안" 하나만 만드는 실험이었다.</w:t>
       </w:r>
       <w:r>
         <w:rPr>
           <w:b w:val="0"/>
-          <w:rFonts w:eastAsia="Consolas" w:ascii="Consolas" w:hAnsi="Consolas"/>
-          <w:sz w:val="19"/>
+          <w:rFonts w:eastAsia="맑은 고딕" w:ascii="맑은 고딕" w:hAnsi="맑은 고딕"/>
         </w:rPr>
-        <w:t xml:space="preserve">  기대: "2005년 설립 이후 체지방 감량 제품을 판매해 왔습니다"</w:t>
-      </w:r>
-      <w:r>
-        <w:br/>
-      </w:r>
-      <w:r>
-        <w:rPr>
-          <w:b w:val="0"/>
-          <w:rFonts w:eastAsia="Consolas" w:ascii="Consolas" w:hAnsi="Consolas"/>
-          <w:sz w:val="19"/>
-        </w:rPr>
-        <w:t xml:space="preserve">  1차 실행: "2005년 설립 이래 동종업계 감량에 도움을 줄 수 있음"   ← "체지방" 유실</w:t>
-      </w:r>
-      <w:r>
-        <w:br/>
-      </w:r>
-      <w:r>
-        <w:rPr>
-          <w:b w:val="0"/>
-          <w:rFonts w:eastAsia="Consolas" w:ascii="Consolas" w:hAnsi="Consolas"/>
-          <w:sz w:val="19"/>
-        </w:rPr>
-        <w:t xml:space="preserve">  2차 실행: "2005년 설립 이래 동종업계에서 체지방 감량에 도움을 줄 수 있음"</w:t>
-      </w:r>
-      <w:r>
-        <w:br/>
-      </w:r>
-      <w:r>
-        <w:rPr>
-          <w:b w:val="0"/>
-          <w:rFonts w:eastAsia="Consolas" w:ascii="Consolas" w:hAnsi="Consolas"/>
-          <w:sz w:val="19"/>
-        </w:rPr>
-        <w:t xml:space="preserve">  → ✅ "체지방" 보존, 문법 정상화. (다만 "판매해 왔습니다" 대신 여전히</w:t>
-      </w:r>
-      <w:r>
-        <w:br/>
-      </w:r>
-      <w:r>
-        <w:rPr>
-          <w:b w:val="0"/>
-          <w:rFonts w:eastAsia="Consolas" w:ascii="Consolas" w:hAnsi="Consolas"/>
-          <w:sz w:val="19"/>
-        </w:rPr>
-        <w:t xml:space="preserve">     "~도움을 줄 수 있음" 꼬리표를 붙인다.)</w:t>
-      </w:r>
-      <w:r>
-        <w:br/>
-      </w:r>
-      <w:r>
-        <w:rPr>
-          <w:b w:val="0"/>
-          <w:rFonts w:eastAsia="Consolas" w:ascii="Consolas" w:hAnsi="Consolas"/>
-          <w:sz w:val="19"/>
-        </w:rPr>
-      </w:r>
-      <w:r>
-        <w:br/>
-      </w:r>
-      <w:r>
-        <w:rPr>
-          <w:b w:val="0"/>
-          <w:rFonts w:eastAsia="Consolas" w:ascii="Consolas" w:hAnsi="Consolas"/>
-          <w:sz w:val="19"/>
-        </w:rPr>
-        <w:t>[held_out 실사례 — 2차에서 새로 추가한 것] "인체에 무해한 원료"</w:t>
-      </w:r>
-      <w:r>
-        <w:br/>
-      </w:r>
-      <w:r>
-        <w:rPr>
-          <w:b w:val="0"/>
-          <w:rFonts w:eastAsia="Consolas" w:ascii="Consolas" w:hAnsi="Consolas"/>
-          <w:sz w:val="19"/>
-        </w:rPr>
-        <w:t xml:space="preserve">  기대: "안전관리 기준에 따라 제조된 원료"</w:t>
-      </w:r>
-      <w:r>
-        <w:br/>
-      </w:r>
-      <w:r>
-        <w:rPr>
-          <w:b w:val="0"/>
-          <w:rFonts w:eastAsia="Consolas" w:ascii="Consolas" w:hAnsi="Consolas"/>
-          <w:sz w:val="19"/>
-        </w:rPr>
-        <w:t xml:space="preserve">  2차 실행: "인체에 무해한 원료 함유"</w:t>
-      </w:r>
-      <w:r>
-        <w:br/>
-      </w:r>
-      <w:r>
-        <w:rPr>
-          <w:b w:val="0"/>
-          <w:rFonts w:eastAsia="Consolas" w:ascii="Consolas" w:hAnsi="Consolas"/>
-          <w:sz w:val="19"/>
-        </w:rPr>
-        <w:t xml:space="preserve">  → ❌ 원래의 위반 주장("인체에 무해")을 거의 그대로 두고 "함유"만 붙였다.</w:t>
-      </w:r>
-      <w:r>
-        <w:br/>
-      </w:r>
-      <w:r>
-        <w:rPr>
-          <w:b w:val="0"/>
-          <w:rFonts w:eastAsia="Consolas" w:ascii="Consolas" w:hAnsi="Consolas"/>
-          <w:sz w:val="19"/>
-        </w:rPr>
-        <w:t xml:space="preserve">     이 사건은 held_out으로 뺀 유일한 사례라 비슷한 교정 전략을 학습에서</w:t>
-      </w:r>
-      <w:r>
-        <w:br/>
-      </w:r>
-      <w:r>
-        <w:rPr>
-          <w:b w:val="0"/>
-          <w:rFonts w:eastAsia="Consolas" w:ascii="Consolas" w:hAnsi="Consolas"/>
-          <w:sz w:val="19"/>
-        </w:rPr>
-        <w:t xml:space="preserve">     한 번도 못 봤다 — 실패가 오히려 "학습 안 한 패턴은 여전히 못 고친다"는</w:t>
-      </w:r>
-      <w:r>
-        <w:br/>
-      </w:r>
-      <w:r>
-        <w:rPr>
-          <w:b w:val="0"/>
-          <w:rFonts w:eastAsia="Consolas" w:ascii="Consolas" w:hAnsi="Consolas"/>
-          <w:sz w:val="19"/>
-        </w:rPr>
-        <w:t xml:space="preserve">     걸 깔끔하게 보여준다.</w:t>
-      </w:r>
-      <w:r>
-        <w:br/>
-      </w:r>
-      <w:r>
-        <w:rPr>
-          <w:b w:val="0"/>
-          <w:rFonts w:eastAsia="Consolas" w:ascii="Consolas" w:hAnsi="Consolas"/>
-          <w:sz w:val="19"/>
-        </w:rPr>
-      </w:r>
-      <w:r>
-        <w:br/>
-      </w:r>
-      <w:r>
-        <w:rPr>
-          <w:b w:val="0"/>
-          <w:rFonts w:eastAsia="Consolas" w:ascii="Consolas" w:hAnsi="Consolas"/>
-          <w:sz w:val="19"/>
-        </w:rPr>
-        <w:t>[완전히 새로운 문구] "이 크림 바르면 주름이 완전히 사라집니다"</w:t>
-      </w:r>
-      <w:r>
-        <w:br/>
-      </w:r>
-      <w:r>
-        <w:rPr>
-          <w:b w:val="0"/>
-          <w:rFonts w:eastAsia="Consolas" w:ascii="Consolas" w:hAnsi="Consolas"/>
-          <w:sz w:val="19"/>
-        </w:rPr>
-        <w:t xml:space="preserve">  1차 실행: "이 크림 바르면 주름에 도움을 줄 수 있음"          (양호)</w:t>
-      </w:r>
-      <w:r>
-        <w:br/>
-      </w:r>
-      <w:r>
-        <w:rPr>
-          <w:b w:val="0"/>
-          <w:rFonts w:eastAsia="Consolas" w:ascii="Consolas" w:hAnsi="Consolas"/>
-          <w:sz w:val="19"/>
-        </w:rPr>
-        <w:t xml:space="preserve">  2차 실행: "이 크림 바르면 주름이 감소에 도움을 줄 수 있음"     (조사 오류 — 미세 후퇴)</w:t>
-      </w:r>
-      <w:r>
-        <w:br/>
-      </w:r>
-      <w:r>
-        <w:rPr>
-          <w:b w:val="0"/>
-          <w:rFonts w:eastAsia="Consolas" w:ascii="Consolas" w:hAnsi="Consolas"/>
-          <w:sz w:val="19"/>
-        </w:rPr>
-      </w:r>
-      <w:r>
-        <w:br/>
-      </w:r>
-      <w:r>
-        <w:rPr>
-          <w:b w:val="0"/>
-          <w:rFonts w:eastAsia="Consolas" w:ascii="Consolas" w:hAnsi="Consolas"/>
-          <w:sz w:val="19"/>
-        </w:rPr>
-        <w:t>[완전히 새로운 문구] "당뇨병 환자도 안심하고 드실 수 있는 치료 효과"</w:t>
-      </w:r>
-      <w:r>
-        <w:br/>
-      </w:r>
-      <w:r>
-        <w:rPr>
-          <w:b w:val="0"/>
-          <w:rFonts w:eastAsia="Consolas" w:ascii="Consolas" w:hAnsi="Consolas"/>
-          <w:sz w:val="19"/>
-        </w:rPr>
-        <w:t xml:space="preserve">  1차 실행: "치료 효과에 도움을 줄 수 있음"        (핵심 내용 손실)</w:t>
-      </w:r>
-      <w:r>
-        <w:br/>
-      </w:r>
-      <w:r>
-        <w:rPr>
-          <w:b w:val="0"/>
-          <w:rFonts w:eastAsia="Consolas" w:ascii="Consolas" w:hAnsi="Consolas"/>
-          <w:sz w:val="19"/>
-        </w:rPr>
-        <w:t xml:space="preserve">  2차 실행: "치료에 도움을 줄 수 있음"              (핵심 내용 손실 — 개선 없음)</w:t>
+        <w:t xml:space="preserve"> "OOO에 도움을 줄 수 있음"은 가장 안전한 보수안 스타일 그 자체이고, 원래 설계는 여기에 소구력 있는 균형안·공격안을 더해 3개를 같이 내는 것이었는데 그건 이번 라운드까지 시도된 적이 없다.</w:t>
       </w:r>
     </w:p>
     <w:p>
       <w:pPr>
-        <w:pStyle w:val="Heading2"/>
+        <w:pStyle w:val="Heading1"/>
       </w:pPr>
       <w:r>
         <w:rPr>
           <w:rFonts w:eastAsia="맑은 고딕" w:ascii="맑은 고딕" w:hAnsi="맑은 고딕"/>
         </w:rPr>
-        <w:t>2차 조정이 증명하는 것 / 증명하지 않는 것</w:t>
+        <w:t>7. 이 결과가 종합적으로 증명하는 것 / 증명하지 않는 것</w:t>
       </w:r>
     </w:p>
     <w:p>
@@ -3220,101 +4212,22 @@
           <w:b w:val="0"/>
           <w:rFonts w:eastAsia="맑은 고딕" w:ascii="맑은 고딕" w:hAnsi="맑은 고딕"/>
         </w:rPr>
-        <w:t>: 오버샘플링한 특정 패턴(최상급·순위 주장류)은 held_out에서 내용 보존이 실제로 개선됐다 — 방향은 맞다.</w:t>
+        <w:t xml:space="preserve">: 모델 선정 → 데이터 구성(2회 보강) → 프롬프트 엔지니어링(핵심주장 명시) → 모델 스케일업(1.5B→3B) → </w:t>
       </w:r>
-    </w:p>
-    <w:p>
-      <w:pPr>
-        <w:pStyle w:val="ListBullet"/>
-        <w:spacing w:after="80"/>
-      </w:pPr>
       <w:r>
         <w:rPr>
-          <w:b/>
-          <w:rFonts w:eastAsia="맑은 고딕" w:ascii="맑은 고딕" w:hAnsi="맑은 고딕"/>
+          <w:b w:val="0"/>
+          <w:rFonts w:eastAsia="Consolas" w:ascii="Consolas" w:hAnsi="Consolas"/>
+          <w:sz w:val="18"/>
         </w:rPr>
-        <w:t>증명하지 않는 것</w:t>
+        <w:t>RewriteSet</w:t>
       </w:r>
       <w:r>
         <w:rPr>
           <w:b w:val="0"/>
           <w:rFonts w:eastAsia="맑은 고딕" w:ascii="맑은 고딕" w:hAnsi="맑은 고딕"/>
         </w:rPr>
-        <w:t xml:space="preserve">: </w:t>
-      </w:r>
-      <w:r>
-        <w:rPr>
-          <w:b/>
-          <w:rFonts w:eastAsia="맑은 고딕" w:ascii="맑은 고딕" w:hAnsi="맑은 고딕"/>
-        </w:rPr>
-        <w:t>완전히 새로운 문구에 대한 일반화는 거의 그대로다.</w:t>
-      </w:r>
-      <w:r>
-        <w:rPr>
-          <w:b w:val="0"/>
-          <w:rFonts w:eastAsia="맑은 고딕" w:ascii="맑은 고딕" w:hAnsi="맑은 고딕"/>
-        </w:rPr>
-        <w:t xml:space="preserve"> 두 novel 테스트 모두 1차와 같은 실패(핵심 내용 손실 또는 무변화)를 반복했다. 37건(오버샘플 후 비중 21%)으로는 "몇 가지 패턴을 더 외우게 한 것"이지 모델이 위반을 진짜 이해하는 수준까지는 못 갔다 — §2-1 원작성자가 경고한 "틀을 배운다"의 스케일이 달라졌을 뿐, 구조는 그대로다.</w:t>
-      </w:r>
-    </w:p>
-    <w:p>
-      <w:pPr>
-        <w:pStyle w:val="Heading1"/>
-      </w:pPr>
-      <w:r>
-        <w:rPr>
-          <w:rFonts w:eastAsia="맑은 고딕" w:ascii="맑은 고딕" w:hAnsi="맑은 고딕"/>
-        </w:rPr>
-        <w:t>6. 이 결과가 종합적으로 증명하는 것 / 증명하지 않는 것</w:t>
-      </w:r>
-    </w:p>
-    <w:p>
-      <w:pPr>
-        <w:pStyle w:val="ListBullet"/>
-        <w:spacing w:after="80"/>
-      </w:pPr>
-      <w:r>
-        <w:rPr>
-          <w:b/>
-          <w:rFonts w:eastAsia="맑은 고딕" w:ascii="맑은 고딕" w:hAnsi="맑은 고딕"/>
-        </w:rPr>
-        <w:t>증명하는 것</w:t>
-      </w:r>
-      <w:r>
-        <w:rPr>
-          <w:b w:val="0"/>
-          <w:rFonts w:eastAsia="맑은 고딕" w:ascii="맑은 고딕" w:hAnsi="맑은 고딕"/>
-        </w:rPr>
-        <w:t xml:space="preserve">: 모델 선정 → 데이터 구성(2회 보강) → LoRA 파인튜닝 → 학습에 없는 입력 생성 → </w:t>
-      </w:r>
-      <w:r>
-        <w:rPr>
-          <w:b w:val="0"/>
-          <w:rFonts w:eastAsia="Consolas" w:ascii="Consolas" w:hAnsi="Consolas"/>
-          <w:sz w:val="19"/>
-        </w:rPr>
-        <w:t>app/contracts.RewriteSet</w:t>
-      </w:r>
-      <w:r>
-        <w:rPr>
-          <w:b w:val="0"/>
-          <w:rFonts w:eastAsia="맑은 고딕" w:ascii="맑은 고딕" w:hAnsi="맑은 고딕"/>
-        </w:rPr>
-        <w:t xml:space="preserve"> 스키마 검증까지, </w:t>
-      </w:r>
-      <w:r>
-        <w:rPr>
-          <w:b/>
-          <w:rFonts w:eastAsia="맑은 고딕" w:ascii="맑은 고딕" w:hAnsi="맑은 고딕"/>
-        </w:rPr>
-        <w:t>BFF 계약과 실제로 맞물리는 사이클이 로컬 GPU에서 끝까지 돈다.</w:t>
-      </w:r>
-      <w:r>
-        <w:rPr>
-          <w:b w:val="0"/>
-          <w:rFonts w:eastAsia="맑은 고딕" w:ascii="맑은 고딕" w:hAnsi="맑은 고딕"/>
-        </w:rPr>
-        <w:t xml:space="preserve"> 오버샘플링·epoch 튜닝 같은 개입이 측정 가능한 방향으로 결과를 바꾼다는 것도 확인했다 — 재현 가능한 실험 루프다. MCP 시연에서 "형식 갖춘 JSON이 나온다"는 보여줄 수 있다.</w:t>
+        <w:t xml:space="preserve"> 스키마 검증까지, 각 단계 개입이 측정 가능한 방향으로 결과를 바꾼다는 걸 확인했다 — 재현 가능한 실험 루프다. 완전 신규 문구의 핵심 내용 유실·오타 문제는 실제로 줄었다. MCP 시연에서 "형식 갖춘 JSON이 나온다"는 보여줄 수 있다.</w:t>
       </w:r>
     </w:p>
     <w:p>
@@ -3345,10 +4258,31 @@
       </w:pPr>
       <w:r>
         <w:rPr>
+          <w:b/>
+          <w:rFonts w:eastAsia="맑은 고딕" w:ascii="맑은 고딕" w:hAnsi="맑은 고딕"/>
+        </w:rPr>
+        <w:t>소구력 있는 카피 생성</w:t>
+      </w:r>
+      <w:r>
+        <w:rPr>
           <w:b w:val="0"/>
           <w:rFonts w:eastAsia="맑은 고딕" w:ascii="맑은 고딕" w:hAnsi="맑은 고딕"/>
         </w:rPr>
-        <w:t>재작성 내용 품질의 일반화. 오버샘플링으로도 완전히 새로운 문구에서는 개선이 없었다 — 이 adapter를 실제 판정 결과에 그대로 노출하면 안 된다.</w:t>
+        <w:t xml:space="preserve"> — 지금까지는 "위반을 없앤 가장 안전한 한 줄"만 만드는 법을 배웠다. 기획서 원래 목표(N=3)의 극히 일부만 다뤘다.</w:t>
+      </w:r>
+    </w:p>
+    <w:p>
+      <w:pPr>
+        <w:pStyle w:val="ListBullet"/>
+        <w:spacing w:after="80"/>
+        <w:ind w:left="567"/>
+      </w:pPr>
+      <w:r>
+        <w:rPr>
+          <w:b w:val="0"/>
+          <w:rFonts w:eastAsia="맑은 고딕" w:ascii="맑은 고딕" w:hAnsi="맑은 고딕"/>
+        </w:rPr>
+        <w:t>복잡한 다중 절 문장에 대한 일반화 — 4차에서 나아졌지만 표본 1건뿐.</w:t>
       </w:r>
     </w:p>
     <w:p>
@@ -3361,7 +4295,7 @@
         <w:rPr>
           <w:b w:val="0"/>
           <w:rFonts w:eastAsia="Consolas" w:ascii="Consolas" w:hAnsi="Consolas"/>
-          <w:sz w:val="19"/>
+          <w:sz w:val="18"/>
         </w:rPr>
         <w:t>mandatory_note</w:t>
       </w:r>
@@ -3376,7 +4310,7 @@
         <w:rPr>
           <w:b w:val="0"/>
           <w:rFonts w:eastAsia="Consolas" w:ascii="Consolas" w:hAnsi="Consolas"/>
-          <w:sz w:val="19"/>
+          <w:sz w:val="18"/>
         </w:rPr>
         <w:t>placement</w:t>
       </w:r>
@@ -3385,28 +4319,13 @@
           <w:b w:val="0"/>
           <w:rFonts w:eastAsia="맑은 고딕" w:ascii="맑은 고딕" w:hAnsi="맑은 고딕"/>
         </w:rPr>
-        <w:t xml:space="preserve"> 동시 생성 — 두 차례 실행 다 학습 데이터 자체가 </w:t>
+        <w:t xml:space="preserve"> 동시 생성 — 전 라운드 다 </w:t>
       </w:r>
       <w:r>
         <w:rPr>
           <w:b w:val="0"/>
           <w:rFonts w:eastAsia="Consolas" w:ascii="Consolas" w:hAnsi="Consolas"/>
-          <w:sz w:val="19"/>
-        </w:rPr>
-        <w:t>body</w:t>
-      </w:r>
-      <w:r>
-        <w:rPr>
-          <w:b w:val="0"/>
-          <w:rFonts w:eastAsia="맑은 고딕" w:ascii="맑은 고딕" w:hAnsi="맑은 고딕"/>
-        </w:rPr>
-        <w:t xml:space="preserve">만 채워져 있어 </w:t>
-      </w:r>
-      <w:r>
-        <w:rPr>
-          <w:b w:val="0"/>
-          <w:rFonts w:eastAsia="Consolas" w:ascii="Consolas" w:hAnsi="Consolas"/>
-          <w:sz w:val="19"/>
+          <w:sz w:val="18"/>
         </w:rPr>
         <w:t>null</w:t>
       </w:r>
@@ -3428,7 +4347,7 @@
         <w:rPr>
           <w:b w:val="0"/>
           <w:rFonts w:eastAsia="Consolas" w:ascii="Consolas" w:hAnsi="Consolas"/>
-          <w:sz w:val="19"/>
+          <w:sz w:val="18"/>
         </w:rPr>
         <w:t>ftc_stage</w:t>
       </w:r>
@@ -3443,7 +4362,7 @@
         <w:rPr>
           <w:b w:val="0"/>
           <w:rFonts w:eastAsia="Consolas" w:ascii="Consolas" w:hAnsi="Consolas"/>
-          <w:sz w:val="19"/>
+          <w:sz w:val="18"/>
         </w:rPr>
         <w:t>body</w:t>
       </w:r>
@@ -3463,7 +4382,7 @@
         <w:rPr>
           <w:rFonts w:eastAsia="맑은 고딕" w:ascii="맑은 고딕" w:hAnsi="맑은 고딕"/>
         </w:rPr>
-        <w:t>7. 산출물 위치</w:t>
+        <w:t>8. 산출물 위치</w:t>
       </w:r>
     </w:p>
     <w:p>
@@ -3482,7 +4401,7 @@
         <w:rPr>
           <w:b w:val="0"/>
           <w:rFonts w:eastAsia="Consolas" w:ascii="Consolas" w:hAnsi="Consolas"/>
-          <w:sz w:val="19"/>
+          <w:sz w:val="18"/>
         </w:rPr>
         <w:t>docs/lse/train_pairs.jsonl</w:t>
       </w:r>
@@ -3491,7 +4410,7 @@
           <w:b w:val="0"/>
           <w:rFonts w:eastAsia="맑은 고딕" w:ascii="맑은 고딕" w:hAnsi="맑은 고딕"/>
         </w:rPr>
-        <w:t xml:space="preserve"> (821쌍)</w:t>
+        <w:t>(821쌍)</w:t>
       </w:r>
     </w:p>
     <w:p>
@@ -3504,13 +4423,13 @@
           <w:b w:val="0"/>
           <w:rFonts w:eastAsia="맑은 고딕" w:ascii="맑은 고딕" w:hAnsi="맑은 고딕"/>
         </w:rPr>
-        <w:t xml:space="preserve">노트북(실행 완료, 2차 실행 출력 포함): </w:t>
+        <w:t xml:space="preserve">노트북(4차 실행 출력까지 포함): </w:t>
       </w:r>
       <w:r>
         <w:rPr>
           <w:b w:val="0"/>
           <w:rFonts w:eastAsia="Consolas" w:ascii="Consolas" w:hAnsi="Consolas"/>
-          <w:sz w:val="19"/>
+          <w:sz w:val="18"/>
         </w:rPr>
         <w:t>docs/lse/copylane_sllm_lora.ipynb</w:t>
       </w:r>
@@ -3525,13 +4444,13 @@
           <w:b w:val="0"/>
           <w:rFonts w:eastAsia="맑은 고딕" w:ascii="맑은 고딕" w:hAnsi="맑은 고딕"/>
         </w:rPr>
-        <w:t xml:space="preserve">학습된 adapter(2차 실행 버전): </w:t>
+        <w:t xml:space="preserve">학습된 adapter(4차·3B 버전): </w:t>
       </w:r>
       <w:r>
         <w:rPr>
           <w:b w:val="0"/>
           <w:rFonts w:eastAsia="Consolas" w:ascii="Consolas" w:hAnsi="Consolas"/>
-          <w:sz w:val="19"/>
+          <w:sz w:val="18"/>
         </w:rPr>
         <w:t>models/copylane_sllm_lora_adapter/</w:t>
       </w:r>
@@ -3540,7 +4459,22 @@
           <w:b w:val="0"/>
           <w:rFonts w:eastAsia="맑은 고딕" w:ascii="맑은 고딕" w:hAnsi="맑은 고딕"/>
         </w:rPr>
-        <w:t xml:space="preserve"> (gitignore 대상)</w:t>
+        <w:t xml:space="preserve">(gitignore 대상 — 베이스 모델이 1.5B→3B로 바뀌었으니 로드 시 </w:t>
+      </w:r>
+      <w:r>
+        <w:rPr>
+          <w:b w:val="0"/>
+          <w:rFonts w:eastAsia="Consolas" w:ascii="Consolas" w:hAnsi="Consolas"/>
+          <w:sz w:val="18"/>
+        </w:rPr>
+        <w:t>Qwen/Qwen2.5-3B-Instruct</w:t>
+      </w:r>
+      <w:r>
+        <w:rPr>
+          <w:b w:val="0"/>
+          <w:rFonts w:eastAsia="맑은 고딕" w:ascii="맑은 고딕" w:hAnsi="맑은 고딕"/>
+        </w:rPr>
+        <w:t>와 짝지어야 함)</w:t>
       </w:r>
     </w:p>
     <w:p>
@@ -3559,7 +4493,7 @@
         <w:rPr>
           <w:b w:val="0"/>
           <w:rFonts w:eastAsia="Consolas" w:ascii="Consolas" w:hAnsi="Consolas"/>
-          <w:sz w:val="19"/>
+          <w:sz w:val="18"/>
         </w:rPr>
         <w:t>.venv-sllm/</w:t>
       </w:r>
@@ -3568,7 +4502,7 @@
           <w:b w:val="0"/>
           <w:rFonts w:eastAsia="맑은 고딕" w:ascii="맑은 고딕" w:hAnsi="맑은 고딕"/>
         </w:rPr>
-        <w:t xml:space="preserve"> (repo 루트, gitignore 대상)</w:t>
+        <w:t>(repo 루트, gitignore 대상)</w:t>
       </w:r>
     </w:p>
     <w:p>
@@ -3579,26 +4513,7 @@
         <w:rPr>
           <w:rFonts w:eastAsia="맑은 고딕" w:ascii="맑은 고딕" w:hAnsi="맑은 고딕"/>
         </w:rPr>
-        <w:t>8. 다음 우선순위</w:t>
-      </w:r>
-    </w:p>
-    <w:p>
-      <w:pPr>
-        <w:spacing w:after="80"/>
-      </w:pPr>
-      <w:r>
-        <w:rPr>
-          <w:b/>
-          <w:rFonts w:eastAsia="맑은 고딕" w:ascii="맑은 고딕" w:hAnsi="맑은 고딕"/>
-        </w:rPr>
-        <w:t>학습 설정 튜닝의 효과는 이제 실측했다 — 방향은 맞지만 스케일이 부족하다.</w:t>
-      </w:r>
-      <w:r>
-        <w:rPr>
-          <w:b w:val="0"/>
-          <w:rFonts w:eastAsia="맑은 고딕" w:ascii="맑은 고딕" w:hAnsi="맑은 고딕"/>
-        </w:rPr>
-        <w:t xml:space="preserve"> 37건(전체의 4.5%)로는 특정 패턴만 개선되고 일반화는 안 됐다. 다음은 양을 실제로 늘리는 작업이다.</w:t>
+        <w:t>9. 다음 우선순위</w:t>
       </w:r>
     </w:p>
     <w:p>
@@ -3608,39 +4523,17 @@
       </w:pPr>
       <w:r>
         <w:rPr>
-          <w:b w:val="0"/>
-          <w:rFonts w:eastAsia="Consolas" w:ascii="Consolas" w:hAnsi="Consolas"/>
-          <w:sz w:val="19"/>
+          <w:b/>
+          <w:rFonts w:eastAsia="맑은 고딕" w:ascii="맑은 고딕" w:hAnsi="맑은 고딕"/>
         </w:rPr>
-        <w:t>ftc_stage.jsonl</w:t>
+        <w:t>N=3 후보 생성(보수/균형/공격) 설계 착수</w:t>
       </w:r>
       <w:r>
         <w:rPr>
           <w:b w:val="0"/>
           <w:rFonts w:eastAsia="맑은 고딕" w:ascii="맑은 고딕" w:hAnsi="맑은 고딕"/>
         </w:rPr>
-        <w:t>의 나머지 263건 후보 중, 이번에 제외한 것들(도메인이 다르거나 문구가 브랜드명뿐인 것) 말고도 화장품·건강기능식품 도메인 사례를 추가로 찾는 작업.</w:t>
-      </w:r>
-    </w:p>
-    <w:p>
-      <w:pPr>
-        <w:pStyle w:val="ListBullet"/>
-        <w:spacing w:after="80"/>
-      </w:pPr>
-      <w:r>
-        <w:rPr>
-          <w:b w:val="0"/>
-          <w:rFonts w:eastAsia="Consolas" w:ascii="Consolas" w:hAnsi="Consolas"/>
-          <w:sz w:val="19"/>
-        </w:rPr>
-        <w:t>preprocess/inject.py</w:t>
-      </w:r>
-      <w:r>
-        <w:rPr>
-          <w:b w:val="0"/>
-          <w:rFonts w:eastAsia="맑은 고딕" w:ascii="맑은 고딕" w:hAnsi="맑은 고딕"/>
-        </w:rPr>
-        <w:t>의 T1/T4/T5/T6/T7a/T7b — 실사례(의결서 근거절)에서 표현을 뽑아 틀을 늘리는 작업(원작성자도 "다음 작업"으로 명시). 이건 팀 공유 파이프라인이라 직접 수정 전 확인 필요 — 무결성 가드("분할이 본 것과 다르다")에 이미 막혔었다.</w:t>
+        <w:t xml:space="preserve"> — 지금까지는 "보수안" 하나만 만드는 실험이었다. "노잼" 문제의 진짜 해법은 프롬프트나 모델 크기가 아니라 애초에 다른 위험도의 후보를 같이 내도록 태스크를 다시 설계하는 것이다.</w:t>
       </w:r>
     </w:p>
     <w:p>
@@ -3653,7 +4546,50 @@
           <w:b w:val="0"/>
           <w:rFonts w:eastAsia="맑은 고딕" w:ascii="맑은 고딕" w:hAnsi="맑은 고딕"/>
         </w:rPr>
-        <w:t>판정 인코더 쪽 hold-only 상태를 넘어 confirmed 판정/risk 산출로 확장하는 것은 sLLM 일반화 문제 해결 이후 순서로 남긴다.</w:t>
+        <w:t xml:space="preserve">데이터 틀 다양성은 여전히 유효한 과제다 — </w:t>
+      </w:r>
+      <w:r>
+        <w:rPr>
+          <w:b w:val="0"/>
+          <w:rFonts w:eastAsia="Consolas" w:ascii="Consolas" w:hAnsi="Consolas"/>
+          <w:sz w:val="18"/>
+        </w:rPr>
+        <w:t>ftc_stage.jsonl</w:t>
+      </w:r>
+      <w:r>
+        <w:rPr>
+          <w:b w:val="0"/>
+          <w:rFonts w:eastAsia="맑은 고딕" w:ascii="맑은 고딕" w:hAnsi="맑은 고딕"/>
+        </w:rPr>
+        <w:t xml:space="preserve">의 나머지 263건 후보, </w:t>
+      </w:r>
+      <w:r>
+        <w:rPr>
+          <w:b w:val="0"/>
+          <w:rFonts w:eastAsia="Consolas" w:ascii="Consolas" w:hAnsi="Consolas"/>
+          <w:sz w:val="18"/>
+        </w:rPr>
+        <w:t>preprocess/inject.py</w:t>
+      </w:r>
+      <w:r>
+        <w:rPr>
+          <w:b w:val="0"/>
+          <w:rFonts w:eastAsia="맑은 고딕" w:ascii="맑은 고딕" w:hAnsi="맑은 고딕"/>
+        </w:rPr>
+        <w:t>의 T1/T4/T5/T6/T7a/T7b 틀 확장(팀 공유 파이프라인, 확인 필요).</w:t>
+      </w:r>
+    </w:p>
+    <w:p>
+      <w:pPr>
+        <w:pStyle w:val="ListBullet"/>
+        <w:spacing w:after="80"/>
+      </w:pPr>
+      <w:r>
+        <w:rPr>
+          <w:b w:val="0"/>
+          <w:rFonts w:eastAsia="맑은 고딕" w:ascii="맑은 고딕" w:hAnsi="맑은 고딕"/>
+        </w:rPr>
+        <w:t>판정 인코더 쪽 hold-only 상태를 넘어 confirmed 판정/risk 산출로 확장하는 것은 sLLM 쪽 결론(§6) 정리 이후 순서로 남긴다.</w:t>
       </w:r>
     </w:p>
     <w:sectPr>

--- a/docs/lse/sLLM_파인튜닝_결과서_2026-09-22.docx
+++ b/docs/lse/sLLM_파인튜닝_결과서_2026-09-22.docx
@@ -1124,7 +1124,7 @@
           <w:b w:val="0"/>
           <w:rFonts w:eastAsia="맑은 고딕" w:ascii="맑은 고딕" w:hAnsi="맑은 고딕"/>
         </w:rPr>
-        <w:t xml:space="preserve"> 추림. 나머지 263건은 상호명·건물명뿐이거나("하이브랜드" 등) 도메인이 다름(부동산 분양·학원·웨딩 등).</w:t>
+        <w:t xml:space="preserve"> 추림. 나머지 263건은 상호명·건물명뿐이거나(상호명만 있는 행 등) 도메인이 다름(부동산 분양·학원·웨딩 등).</w:t>
       </w:r>
     </w:p>
     <w:p>
@@ -1231,7 +1231,7 @@
           <w:b w:val="0"/>
           <w:rFonts w:eastAsia="맑은 고딕" w:ascii="맑은 고딕" w:hAnsi="맑은 고딕"/>
         </w:rPr>
-        <w:t>대표 사례: 글루코사민 "함유량 100%" 허위표시(동일 사건군 18건), 조제분유 유당함량 과장 비교, 게르마늄 공법 최상급 표현, "동종업계 체지방 감량 1위" 근거 없는 순위 주장.</w:t>
+        <w:t>대표 사례: 글루코사민 함량 허위표시(동일 사건군 18건), 조제분유 유당함량 과장 비교, 게르마늄 공법 최상급 표현, 체지방 감량 업계 순위를 근거 없이 주장한 사례.</w:t>
       </w:r>
     </w:p>
     <w:p>
@@ -1384,7 +1384,7 @@
                 <w:b w:val="0"/>
                 <w:rFonts w:eastAsia="맑은 고딕" w:ascii="맑은 고딕" w:hAnsi="맑은 고딕"/>
               </w:rPr>
-              <w:t>초유함량 "국내 최대"</w:t>
+              <w:t>초유함량 비교우위 표현</w:t>
             </w:r>
           </w:p>
         </w:tc>
@@ -1431,7 +1431,7 @@
                 <w:b w:val="0"/>
                 <w:rFonts w:eastAsia="맑은 고딕" w:ascii="맑은 고딕" w:hAnsi="맑은 고딕"/>
               </w:rPr>
-              <w:t>ADHD 프로그램 "국내 유일"</w:t>
+              <w:t>ADHD 프로그램 최상급 표현</w:t>
             </w:r>
           </w:p>
         </w:tc>
@@ -1478,7 +1478,7 @@
                 <w:b w:val="0"/>
                 <w:rFonts w:eastAsia="맑은 고딕" w:ascii="맑은 고딕" w:hAnsi="맑은 고딕"/>
               </w:rPr>
-              <w:t>미끄럼방지매트 "無환경호르몬"</w:t>
+              <w:t>미끄럼방지매트 환경호르몬 절대부정 표현</w:t>
             </w:r>
           </w:p>
         </w:tc>
@@ -1525,7 +1525,7 @@
                 <w:b w:val="0"/>
                 <w:rFonts w:eastAsia="맑은 고딕" w:ascii="맑은 고딕" w:hAnsi="맑은 고딕"/>
               </w:rPr>
-              <w:t>반려동물 사료 "무방부제"</w:t>
+              <w:t>반려동물 사료 무첨가 표시</w:t>
             </w:r>
           </w:p>
         </w:tc>
@@ -1572,7 +1572,7 @@
                 <w:b w:val="0"/>
                 <w:rFonts w:eastAsia="맑은 고딕" w:ascii="맑은 고딕" w:hAnsi="맑은 고딕"/>
               </w:rPr>
-              <w:t>매트리스 방충제 "인체에 무해"</w:t>
+              <w:t>매트리스 방충제 절대 안전 표현</w:t>
             </w:r>
           </w:p>
         </w:tc>
@@ -1619,7 +1619,7 @@
                 <w:b w:val="0"/>
                 <w:rFonts w:eastAsia="맑은 고딕" w:ascii="맑은 고딕" w:hAnsi="맑은 고딕"/>
               </w:rPr>
-              <w:t>신라면 BLACK "설렁탕보다 영양"</w:t>
+              <w:t>라면 제품의 타 음식 대비 영양 비교</w:t>
             </w:r>
           </w:p>
         </w:tc>
@@ -1669,7 +1669,7 @@
           <w:b w:val="0"/>
           <w:rFonts w:eastAsia="맑은 고딕" w:ascii="맑은 고딕" w:hAnsi="맑은 고딕"/>
         </w:rPr>
-        <w:t xml:space="preserve">제외한 것 — 왜: 문구가 브랜드/제품명뿐인 행(예: "글라스락", "이온슈즈") — 인용된 "주장" 텍스트가 없어 입력으로 못 씀. 도메인이 먼 산업재/가전(철강 "친환경", 비료 "비대전문제") — 제외. </w:t>
+        <w:t xml:space="preserve">제외한 것 — 왜: 문구가 브랜드/제품명뿐인 행(상호·제품명만 있는 행) — 인용된 "주장" 텍스트가 없어 입력으로 못 씀. 도메인이 먼 산업재/가전(철강·비료 등) — 제외. </w:t>
       </w:r>
       <w:r>
         <w:rPr>
@@ -2779,7 +2779,7 @@
           <w:rFonts w:eastAsia="Consolas" w:ascii="Consolas" w:hAnsi="Consolas"/>
           <w:sz w:val="17"/>
         </w:rPr>
-        <w:t>[held_out 실사례] "2005년 설립 이래 동종업계 체지방 감량 1위"</w:t>
+        <w:t>[held_out 실사례] "〔공정위 인용 문구 A — 업력·업계 순위 주장 · 비공개〕"</w:t>
       </w:r>
       <w:r>
         <w:br/>
@@ -2790,7 +2790,7 @@
           <w:rFonts w:eastAsia="Consolas" w:ascii="Consolas" w:hAnsi="Consolas"/>
           <w:sz w:val="17"/>
         </w:rPr>
-        <w:t xml:space="preserve">  기대: "2005년 설립 이후 체지방 감량 제품을 판매해 왔습니다"</w:t>
+        <w:t xml:space="preserve">  기대: "〔A 교정문 — 순위를 빼고 판매 사실만 · 비공개〕"</w:t>
       </w:r>
       <w:r>
         <w:br/>
@@ -2801,7 +2801,7 @@
           <w:rFonts w:eastAsia="Consolas" w:ascii="Consolas" w:hAnsi="Consolas"/>
           <w:sz w:val="17"/>
         </w:rPr>
-        <w:t xml:space="preserve">  모델 생성: "2005년 설립 이래 동종업계 감량에 도움을 줄 수 있음"</w:t>
+        <w:t xml:space="preserve">  모델 생성: "〔A에서 '체지방'이 빠지고 꼬리표만 붙음〕"</w:t>
       </w:r>
       <w:r>
         <w:br/>
@@ -3081,7 +3081,7 @@
           <w:rFonts w:eastAsia="Consolas" w:ascii="Consolas" w:hAnsi="Consolas"/>
           <w:sz w:val="17"/>
         </w:rPr>
-        <w:t>[held_out — 1차 실패건] "2005년 설립 이래 동종업계 체지방 감량 1위"</w:t>
+        <w:t>[held_out — 1차 실패건] "〔공정위 인용 문구 A — 업력·업계 순위 주장 · 비공개〕"</w:t>
       </w:r>
       <w:r>
         <w:br/>
@@ -3124,7 +3124,7 @@
           <w:rFonts w:eastAsia="Consolas" w:ascii="Consolas" w:hAnsi="Consolas"/>
           <w:sz w:val="17"/>
         </w:rPr>
-        <w:t>[held_out — 2차 신규] "인체에 무해한 원료"</w:t>
+        <w:t>[held_out — 2차 신규] "〔공정위 인용 문구 B — 절대 안전 주장 · 비공개〕"</w:t>
       </w:r>
       <w:r>
         <w:br/>
@@ -3135,7 +3135,7 @@
           <w:rFonts w:eastAsia="Consolas" w:ascii="Consolas" w:hAnsi="Consolas"/>
           <w:sz w:val="17"/>
         </w:rPr>
-        <w:t xml:space="preserve">  2차: "인체에 무해한 원료 함유"  ❌ 안 고침(학습 미노출이라 예상된 실패)</w:t>
+        <w:t xml:space="preserve">  2차: "〔B 원문을 거의 그대로 두고 '함유'만 붙임〕"  ❌ 안 고침(학습 미노출이라 예상된 실패)</w:t>
       </w:r>
       <w:r>
         <w:br/>
@@ -3476,7 +3476,7 @@
           <w:rFonts w:eastAsia="Consolas" w:ascii="Consolas" w:hAnsi="Consolas"/>
           <w:sz w:val="17"/>
         </w:rPr>
-        <w:t>[held_out] "인체에 무해한 원료"  → 3차도 ❌ 여전히 못 고침(학습 미노출)</w:t>
+        <w:t>[held_out] "〔공정위 인용 문구 B — 절대 안전 주장 · 비공개〕"  → 3차도 ❌ 여전히 못 고침(학습 미노출)</w:t>
       </w:r>
       <w:r>
         <w:br/>
@@ -3938,7 +3938,7 @@
                 <w:b w:val="0"/>
                 <w:rFonts w:eastAsia="맑은 고딕" w:ascii="맑은 고딕" w:hAnsi="맑은 고딕"/>
               </w:rPr>
-              <w:t>"인체에 무해한 원료"(held_out, 미노출)</w:t>
+              <w:t>"〔공정위 인용 문구 B — 절대 안전 주장 · 비공개〕"(held_out, 미노출)</w:t>
             </w:r>
           </w:p>
         </w:tc>
@@ -3953,7 +3953,7 @@
                 <w:b w:val="0"/>
                 <w:rFonts w:eastAsia="맑은 고딕" w:ascii="맑은 고딕" w:hAnsi="맑은 고딕"/>
               </w:rPr>
-              <w:t>"인체에 무해한 원료 함유"(위반 그대로)</w:t>
+              <w:t>"〔B 원문을 거의 그대로 두고 '함유'만 붙임〕"(위반 그대로)</w:t>
             </w:r>
           </w:p>
         </w:tc>
